--- a/docs/INSTALACION_SERA.docx
+++ b/docs/INSTALACION_SERA.docx
@@ -56,30 +56,28 @@
           <w:cantSplit/>
           <w:tblHeader/>
           <w:jc w:val="center"/>
-          <w:cantSplit/>
-          <w:tblHeader/>
         </w:trPr>
         <w:tc>
           <w:tcPr>
             <w:tcW w:w="1800" w:type="dxa"/>
-            <w:vAlign w:val="center"/>
             <w:tcBorders>
-              <w:top w:val="single" w:sz="4" w:color="D9D9D9"/>
-              <w:left w:val="single" w:sz="4" w:color="D9D9D9"/>
-              <w:bottom w:val="single" w:sz="4" w:color="D9D9D9"/>
-              <w:right w:val="single" w:sz="4" w:color="D9D9D9"/>
+              <w:top w:val="single" w:sz="4" w:space="0" w:color="D9D9D9"/>
+              <w:left w:val="single" w:sz="4" w:space="0" w:color="D9D9D9"/>
+              <w:bottom w:val="single" w:sz="4" w:space="0" w:color="D9D9D9"/>
+              <w:right w:val="single" w:sz="4" w:space="0" w:color="D9D9D9"/>
             </w:tcBorders>
-            <w:shd w:fill="E6ECF2"/>
+            <w:shd w:val="clear" w:color="auto" w:fill="E6ECF2"/>
             <w:tcMar>
               <w:top w:w="90" w:type="dxa"/>
               <w:left w:w="90" w:type="dxa"/>
               <w:bottom w:w="90" w:type="dxa"/>
               <w:right w:w="90" w:type="dxa"/>
             </w:tcMar>
+            <w:vAlign w:val="center"/>
           </w:tcPr>
           <w:p>
             <w:pPr>
-              <w:spacing w:after="60" w:line="247" w:lineRule="auto" w:before="60"/>
+              <w:spacing w:before="60" w:after="60" w:line="247" w:lineRule="auto"/>
             </w:pPr>
             <w:r>
               <w:rPr>
@@ -93,24 +91,24 @@
         <w:tc>
           <w:tcPr>
             <w:tcW w:w="4680" w:type="dxa"/>
-            <w:vAlign w:val="center"/>
             <w:tcBorders>
-              <w:top w:val="single" w:sz="4" w:color="D9D9D9"/>
-              <w:left w:val="single" w:sz="4" w:color="D9D9D9"/>
-              <w:bottom w:val="single" w:sz="4" w:color="D9D9D9"/>
-              <w:right w:val="single" w:sz="4" w:color="D9D9D9"/>
+              <w:top w:val="single" w:sz="4" w:space="0" w:color="D9D9D9"/>
+              <w:left w:val="single" w:sz="4" w:space="0" w:color="D9D9D9"/>
+              <w:bottom w:val="single" w:sz="4" w:space="0" w:color="D9D9D9"/>
+              <w:right w:val="single" w:sz="4" w:space="0" w:color="D9D9D9"/>
             </w:tcBorders>
-            <w:shd w:fill="E6ECF2"/>
+            <w:shd w:val="clear" w:color="auto" w:fill="E6ECF2"/>
             <w:tcMar>
               <w:top w:w="90" w:type="dxa"/>
               <w:left w:w="90" w:type="dxa"/>
               <w:bottom w:w="90" w:type="dxa"/>
               <w:right w:w="90" w:type="dxa"/>
             </w:tcMar>
+            <w:vAlign w:val="center"/>
           </w:tcPr>
           <w:p>
             <w:pPr>
-              <w:spacing w:after="60" w:line="247" w:lineRule="auto" w:before="60"/>
+              <w:spacing w:before="60" w:after="60" w:line="247" w:lineRule="auto"/>
             </w:pPr>
             <w:r>
               <w:rPr>
@@ -124,24 +122,24 @@
         <w:tc>
           <w:tcPr>
             <w:tcW w:w="3269" w:type="dxa"/>
-            <w:vAlign w:val="center"/>
             <w:tcBorders>
-              <w:top w:val="single" w:sz="4" w:color="D9D9D9"/>
-              <w:left w:val="single" w:sz="4" w:color="D9D9D9"/>
-              <w:bottom w:val="single" w:sz="4" w:color="D9D9D9"/>
-              <w:right w:val="single" w:sz="4" w:color="D9D9D9"/>
+              <w:top w:val="single" w:sz="4" w:space="0" w:color="D9D9D9"/>
+              <w:left w:val="single" w:sz="4" w:space="0" w:color="D9D9D9"/>
+              <w:bottom w:val="single" w:sz="4" w:space="0" w:color="D9D9D9"/>
+              <w:right w:val="single" w:sz="4" w:space="0" w:color="D9D9D9"/>
             </w:tcBorders>
-            <w:shd w:fill="E6ECF2"/>
+            <w:shd w:val="clear" w:color="auto" w:fill="E6ECF2"/>
             <w:tcMar>
               <w:top w:w="90" w:type="dxa"/>
               <w:left w:w="90" w:type="dxa"/>
               <w:bottom w:w="90" w:type="dxa"/>
               <w:right w:w="90" w:type="dxa"/>
             </w:tcMar>
+            <w:vAlign w:val="center"/>
           </w:tcPr>
           <w:p>
             <w:pPr>
-              <w:spacing w:after="60" w:line="247" w:lineRule="auto" w:before="60"/>
+              <w:spacing w:before="60" w:after="60" w:line="247" w:lineRule="auto"/>
             </w:pPr>
             <w:r>
               <w:rPr>
@@ -157,29 +155,28 @@
         <w:trPr>
           <w:cantSplit/>
           <w:jc w:val="center"/>
-          <w:cantSplit/>
         </w:trPr>
         <w:tc>
           <w:tcPr>
             <w:tcW w:w="1800" w:type="dxa"/>
-            <w:vAlign w:val="center"/>
             <w:tcBorders>
-              <w:top w:val="single" w:sz="4" w:color="D9D9D9"/>
-              <w:left w:val="single" w:sz="4" w:color="D9D9D9"/>
-              <w:bottom w:val="single" w:sz="4" w:color="D9D9D9"/>
-              <w:right w:val="single" w:sz="4" w:color="D9D9D9"/>
+              <w:top w:val="single" w:sz="4" w:space="0" w:color="D9D9D9"/>
+              <w:left w:val="single" w:sz="4" w:space="0" w:color="D9D9D9"/>
+              <w:bottom w:val="single" w:sz="4" w:space="0" w:color="D9D9D9"/>
+              <w:right w:val="single" w:sz="4" w:space="0" w:color="D9D9D9"/>
             </w:tcBorders>
-            <w:shd w:fill="FFFFFF"/>
+            <w:shd w:val="clear" w:color="auto" w:fill="FFFFFF"/>
             <w:tcMar>
               <w:top w:w="90" w:type="dxa"/>
               <w:left w:w="90" w:type="dxa"/>
               <w:bottom w:w="90" w:type="dxa"/>
               <w:right w:w="90" w:type="dxa"/>
             </w:tcMar>
+            <w:vAlign w:val="center"/>
           </w:tcPr>
           <w:p>
             <w:pPr>
-              <w:spacing w:after="60" w:line="247" w:lineRule="auto" w:before="60"/>
+              <w:spacing w:before="60" w:after="60" w:line="247" w:lineRule="auto"/>
             </w:pPr>
             <w:r>
               <w:rPr>
@@ -192,24 +189,24 @@
         <w:tc>
           <w:tcPr>
             <w:tcW w:w="4680" w:type="dxa"/>
-            <w:vAlign w:val="center"/>
             <w:tcBorders>
-              <w:top w:val="single" w:sz="4" w:color="D9D9D9"/>
-              <w:left w:val="single" w:sz="4" w:color="D9D9D9"/>
-              <w:bottom w:val="single" w:sz="4" w:color="D9D9D9"/>
-              <w:right w:val="single" w:sz="4" w:color="D9D9D9"/>
+              <w:top w:val="single" w:sz="4" w:space="0" w:color="D9D9D9"/>
+              <w:left w:val="single" w:sz="4" w:space="0" w:color="D9D9D9"/>
+              <w:bottom w:val="single" w:sz="4" w:space="0" w:color="D9D9D9"/>
+              <w:right w:val="single" w:sz="4" w:space="0" w:color="D9D9D9"/>
             </w:tcBorders>
-            <w:shd w:fill="FFFFFF"/>
+            <w:shd w:val="clear" w:color="auto" w:fill="FFFFFF"/>
             <w:tcMar>
               <w:top w:w="90" w:type="dxa"/>
               <w:left w:w="90" w:type="dxa"/>
               <w:bottom w:w="90" w:type="dxa"/>
               <w:right w:w="90" w:type="dxa"/>
             </w:tcMar>
+            <w:vAlign w:val="center"/>
           </w:tcPr>
           <w:p>
             <w:pPr>
-              <w:spacing w:after="60" w:line="247" w:lineRule="auto" w:before="60"/>
+              <w:spacing w:before="60" w:after="60" w:line="247" w:lineRule="auto"/>
             </w:pPr>
             <w:r>
               <w:rPr>
@@ -222,24 +219,24 @@
         <w:tc>
           <w:tcPr>
             <w:tcW w:w="3269" w:type="dxa"/>
-            <w:vAlign w:val="center"/>
             <w:tcBorders>
-              <w:top w:val="single" w:sz="4" w:color="D9D9D9"/>
-              <w:left w:val="single" w:sz="4" w:color="D9D9D9"/>
-              <w:bottom w:val="single" w:sz="4" w:color="D9D9D9"/>
-              <w:right w:val="single" w:sz="4" w:color="D9D9D9"/>
+              <w:top w:val="single" w:sz="4" w:space="0" w:color="D9D9D9"/>
+              <w:left w:val="single" w:sz="4" w:space="0" w:color="D9D9D9"/>
+              <w:bottom w:val="single" w:sz="4" w:space="0" w:color="D9D9D9"/>
+              <w:right w:val="single" w:sz="4" w:space="0" w:color="D9D9D9"/>
             </w:tcBorders>
-            <w:shd w:fill="FFFFFF"/>
+            <w:shd w:val="clear" w:color="auto" w:fill="FFFFFF"/>
             <w:tcMar>
               <w:top w:w="90" w:type="dxa"/>
               <w:left w:w="90" w:type="dxa"/>
               <w:bottom w:w="90" w:type="dxa"/>
               <w:right w:w="90" w:type="dxa"/>
             </w:tcMar>
+            <w:vAlign w:val="center"/>
           </w:tcPr>
           <w:p>
             <w:pPr>
-              <w:spacing w:after="60" w:line="247" w:lineRule="auto" w:before="60"/>
+              <w:spacing w:before="60" w:after="60" w:line="247" w:lineRule="auto"/>
             </w:pPr>
             <w:r>
               <w:rPr>
@@ -254,29 +251,28 @@
         <w:trPr>
           <w:cantSplit/>
           <w:jc w:val="center"/>
-          <w:cantSplit/>
         </w:trPr>
         <w:tc>
           <w:tcPr>
             <w:tcW w:w="1800" w:type="dxa"/>
-            <w:vAlign w:val="center"/>
             <w:tcBorders>
-              <w:top w:val="single" w:sz="4" w:color="D9D9D9"/>
-              <w:left w:val="single" w:sz="4" w:color="D9D9D9"/>
-              <w:bottom w:val="single" w:sz="4" w:color="D9D9D9"/>
-              <w:right w:val="single" w:sz="4" w:color="D9D9D9"/>
+              <w:top w:val="single" w:sz="4" w:space="0" w:color="D9D9D9"/>
+              <w:left w:val="single" w:sz="4" w:space="0" w:color="D9D9D9"/>
+              <w:bottom w:val="single" w:sz="4" w:space="0" w:color="D9D9D9"/>
+              <w:right w:val="single" w:sz="4" w:space="0" w:color="D9D9D9"/>
             </w:tcBorders>
-            <w:shd w:fill="FFFFFF"/>
+            <w:shd w:val="clear" w:color="auto" w:fill="FFFFFF"/>
             <w:tcMar>
               <w:top w:w="90" w:type="dxa"/>
               <w:left w:w="90" w:type="dxa"/>
               <w:bottom w:w="90" w:type="dxa"/>
               <w:right w:w="90" w:type="dxa"/>
             </w:tcMar>
+            <w:vAlign w:val="center"/>
           </w:tcPr>
           <w:p>
             <w:pPr>
-              <w:spacing w:after="60" w:line="247" w:lineRule="auto" w:before="60"/>
+              <w:spacing w:before="60" w:after="60" w:line="247" w:lineRule="auto"/>
             </w:pPr>
             <w:r>
               <w:rPr>
@@ -289,24 +285,24 @@
         <w:tc>
           <w:tcPr>
             <w:tcW w:w="4680" w:type="dxa"/>
-            <w:vAlign w:val="center"/>
             <w:tcBorders>
-              <w:top w:val="single" w:sz="4" w:color="D9D9D9"/>
-              <w:left w:val="single" w:sz="4" w:color="D9D9D9"/>
-              <w:bottom w:val="single" w:sz="4" w:color="D9D9D9"/>
-              <w:right w:val="single" w:sz="4" w:color="D9D9D9"/>
+              <w:top w:val="single" w:sz="4" w:space="0" w:color="D9D9D9"/>
+              <w:left w:val="single" w:sz="4" w:space="0" w:color="D9D9D9"/>
+              <w:bottom w:val="single" w:sz="4" w:space="0" w:color="D9D9D9"/>
+              <w:right w:val="single" w:sz="4" w:space="0" w:color="D9D9D9"/>
             </w:tcBorders>
-            <w:shd w:fill="FFFFFF"/>
+            <w:shd w:val="clear" w:color="auto" w:fill="FFFFFF"/>
             <w:tcMar>
               <w:top w:w="90" w:type="dxa"/>
               <w:left w:w="90" w:type="dxa"/>
               <w:bottom w:w="90" w:type="dxa"/>
               <w:right w:w="90" w:type="dxa"/>
             </w:tcMar>
+            <w:vAlign w:val="center"/>
           </w:tcPr>
           <w:p>
             <w:pPr>
-              <w:spacing w:after="60" w:line="247" w:lineRule="auto" w:before="60"/>
+              <w:spacing w:before="60" w:after="60" w:line="247" w:lineRule="auto"/>
             </w:pPr>
             <w:r>
               <w:rPr>
@@ -319,24 +315,24 @@
         <w:tc>
           <w:tcPr>
             <w:tcW w:w="3269" w:type="dxa"/>
-            <w:vAlign w:val="center"/>
             <w:tcBorders>
-              <w:top w:val="single" w:sz="4" w:color="D9D9D9"/>
-              <w:left w:val="single" w:sz="4" w:color="D9D9D9"/>
-              <w:bottom w:val="single" w:sz="4" w:color="D9D9D9"/>
-              <w:right w:val="single" w:sz="4" w:color="D9D9D9"/>
+              <w:top w:val="single" w:sz="4" w:space="0" w:color="D9D9D9"/>
+              <w:left w:val="single" w:sz="4" w:space="0" w:color="D9D9D9"/>
+              <w:bottom w:val="single" w:sz="4" w:space="0" w:color="D9D9D9"/>
+              <w:right w:val="single" w:sz="4" w:space="0" w:color="D9D9D9"/>
             </w:tcBorders>
-            <w:shd w:fill="FFFFFF"/>
+            <w:shd w:val="clear" w:color="auto" w:fill="FFFFFF"/>
             <w:tcMar>
               <w:top w:w="90" w:type="dxa"/>
               <w:left w:w="90" w:type="dxa"/>
               <w:bottom w:w="90" w:type="dxa"/>
               <w:right w:w="90" w:type="dxa"/>
             </w:tcMar>
+            <w:vAlign w:val="center"/>
           </w:tcPr>
           <w:p>
             <w:pPr>
-              <w:spacing w:after="60" w:line="247" w:lineRule="auto" w:before="60"/>
+              <w:spacing w:before="60" w:after="60" w:line="247" w:lineRule="auto"/>
             </w:pPr>
             <w:r>
               <w:rPr>
@@ -351,29 +347,28 @@
         <w:trPr>
           <w:cantSplit/>
           <w:jc w:val="center"/>
-          <w:cantSplit/>
         </w:trPr>
         <w:tc>
           <w:tcPr>
             <w:tcW w:w="1800" w:type="dxa"/>
-            <w:vAlign w:val="center"/>
             <w:tcBorders>
-              <w:top w:val="single" w:sz="4" w:color="D9D9D9"/>
-              <w:left w:val="single" w:sz="4" w:color="D9D9D9"/>
-              <w:bottom w:val="single" w:sz="4" w:color="D9D9D9"/>
-              <w:right w:val="single" w:sz="4" w:color="D9D9D9"/>
+              <w:top w:val="single" w:sz="4" w:space="0" w:color="D9D9D9"/>
+              <w:left w:val="single" w:sz="4" w:space="0" w:color="D9D9D9"/>
+              <w:bottom w:val="single" w:sz="4" w:space="0" w:color="D9D9D9"/>
+              <w:right w:val="single" w:sz="4" w:space="0" w:color="D9D9D9"/>
             </w:tcBorders>
-            <w:shd w:fill="FFFFFF"/>
+            <w:shd w:val="clear" w:color="auto" w:fill="FFFFFF"/>
             <w:tcMar>
               <w:top w:w="90" w:type="dxa"/>
               <w:left w:w="90" w:type="dxa"/>
               <w:bottom w:w="90" w:type="dxa"/>
               <w:right w:w="90" w:type="dxa"/>
             </w:tcMar>
+            <w:vAlign w:val="center"/>
           </w:tcPr>
           <w:p>
             <w:pPr>
-              <w:spacing w:after="60" w:line="247" w:lineRule="auto" w:before="60"/>
+              <w:spacing w:before="60" w:after="60" w:line="247" w:lineRule="auto"/>
             </w:pPr>
             <w:r>
               <w:rPr>
@@ -386,24 +381,24 @@
         <w:tc>
           <w:tcPr>
             <w:tcW w:w="4680" w:type="dxa"/>
-            <w:vAlign w:val="center"/>
             <w:tcBorders>
-              <w:top w:val="single" w:sz="4" w:color="D9D9D9"/>
-              <w:left w:val="single" w:sz="4" w:color="D9D9D9"/>
-              <w:bottom w:val="single" w:sz="4" w:color="D9D9D9"/>
-              <w:right w:val="single" w:sz="4" w:color="D9D9D9"/>
+              <w:top w:val="single" w:sz="4" w:space="0" w:color="D9D9D9"/>
+              <w:left w:val="single" w:sz="4" w:space="0" w:color="D9D9D9"/>
+              <w:bottom w:val="single" w:sz="4" w:space="0" w:color="D9D9D9"/>
+              <w:right w:val="single" w:sz="4" w:space="0" w:color="D9D9D9"/>
             </w:tcBorders>
-            <w:shd w:fill="FFFFFF"/>
+            <w:shd w:val="clear" w:color="auto" w:fill="FFFFFF"/>
             <w:tcMar>
               <w:top w:w="90" w:type="dxa"/>
               <w:left w:w="90" w:type="dxa"/>
               <w:bottom w:w="90" w:type="dxa"/>
               <w:right w:w="90" w:type="dxa"/>
             </w:tcMar>
+            <w:vAlign w:val="center"/>
           </w:tcPr>
           <w:p>
             <w:pPr>
-              <w:spacing w:after="60" w:line="247" w:lineRule="auto" w:before="60"/>
+              <w:spacing w:before="60" w:after="60" w:line="247" w:lineRule="auto"/>
             </w:pPr>
             <w:r>
               <w:rPr>
@@ -416,24 +411,24 @@
         <w:tc>
           <w:tcPr>
             <w:tcW w:w="3269" w:type="dxa"/>
-            <w:vAlign w:val="center"/>
             <w:tcBorders>
-              <w:top w:val="single" w:sz="4" w:color="D9D9D9"/>
-              <w:left w:val="single" w:sz="4" w:color="D9D9D9"/>
-              <w:bottom w:val="single" w:sz="4" w:color="D9D9D9"/>
-              <w:right w:val="single" w:sz="4" w:color="D9D9D9"/>
+              <w:top w:val="single" w:sz="4" w:space="0" w:color="D9D9D9"/>
+              <w:left w:val="single" w:sz="4" w:space="0" w:color="D9D9D9"/>
+              <w:bottom w:val="single" w:sz="4" w:space="0" w:color="D9D9D9"/>
+              <w:right w:val="single" w:sz="4" w:space="0" w:color="D9D9D9"/>
             </w:tcBorders>
-            <w:shd w:fill="FFFFFF"/>
+            <w:shd w:val="clear" w:color="auto" w:fill="FFFFFF"/>
             <w:tcMar>
               <w:top w:w="90" w:type="dxa"/>
               <w:left w:w="90" w:type="dxa"/>
               <w:bottom w:w="90" w:type="dxa"/>
               <w:right w:w="90" w:type="dxa"/>
             </w:tcMar>
+            <w:vAlign w:val="center"/>
           </w:tcPr>
           <w:p>
             <w:pPr>
-              <w:spacing w:after="60" w:line="247" w:lineRule="auto" w:before="60"/>
+              <w:spacing w:before="60" w:after="60" w:line="247" w:lineRule="auto"/>
             </w:pPr>
             <w:r>
               <w:rPr>
@@ -498,30 +493,28 @@
           <w:cantSplit/>
           <w:tblHeader/>
           <w:jc w:val="center"/>
-          <w:cantSplit/>
-          <w:tblHeader/>
         </w:trPr>
         <w:tc>
           <w:tcPr>
             <w:tcW w:w="1512" w:type="dxa"/>
-            <w:vAlign w:val="center"/>
             <w:tcBorders>
-              <w:top w:val="single" w:sz="4" w:color="D9D9D9"/>
-              <w:left w:val="single" w:sz="4" w:color="D9D9D9"/>
-              <w:bottom w:val="single" w:sz="4" w:color="D9D9D9"/>
-              <w:right w:val="single" w:sz="4" w:color="D9D9D9"/>
+              <w:top w:val="single" w:sz="4" w:space="0" w:color="D9D9D9"/>
+              <w:left w:val="single" w:sz="4" w:space="0" w:color="D9D9D9"/>
+              <w:bottom w:val="single" w:sz="4" w:space="0" w:color="D9D9D9"/>
+              <w:right w:val="single" w:sz="4" w:space="0" w:color="D9D9D9"/>
             </w:tcBorders>
-            <w:shd w:fill="E6ECF2"/>
+            <w:shd w:val="clear" w:color="auto" w:fill="E6ECF2"/>
             <w:tcMar>
               <w:top w:w="90" w:type="dxa"/>
               <w:left w:w="90" w:type="dxa"/>
               <w:bottom w:w="90" w:type="dxa"/>
               <w:right w:w="90" w:type="dxa"/>
             </w:tcMar>
+            <w:vAlign w:val="center"/>
           </w:tcPr>
           <w:p>
             <w:pPr>
-              <w:spacing w:after="60" w:line="247" w:lineRule="auto" w:before="60"/>
+              <w:spacing w:before="60" w:after="60" w:line="247" w:lineRule="auto"/>
             </w:pPr>
             <w:r>
               <w:rPr>
@@ -535,24 +528,24 @@
         <w:tc>
           <w:tcPr>
             <w:tcW w:w="2376" w:type="dxa"/>
-            <w:vAlign w:val="center"/>
             <w:tcBorders>
-              <w:top w:val="single" w:sz="4" w:color="D9D9D9"/>
-              <w:left w:val="single" w:sz="4" w:color="D9D9D9"/>
-              <w:bottom w:val="single" w:sz="4" w:color="D9D9D9"/>
-              <w:right w:val="single" w:sz="4" w:color="D9D9D9"/>
+              <w:top w:val="single" w:sz="4" w:space="0" w:color="D9D9D9"/>
+              <w:left w:val="single" w:sz="4" w:space="0" w:color="D9D9D9"/>
+              <w:bottom w:val="single" w:sz="4" w:space="0" w:color="D9D9D9"/>
+              <w:right w:val="single" w:sz="4" w:space="0" w:color="D9D9D9"/>
             </w:tcBorders>
-            <w:shd w:fill="E6ECF2"/>
+            <w:shd w:val="clear" w:color="auto" w:fill="E6ECF2"/>
             <w:tcMar>
               <w:top w:w="90" w:type="dxa"/>
               <w:left w:w="90" w:type="dxa"/>
               <w:bottom w:w="90" w:type="dxa"/>
               <w:right w:w="90" w:type="dxa"/>
             </w:tcMar>
+            <w:vAlign w:val="center"/>
           </w:tcPr>
           <w:p>
             <w:pPr>
-              <w:spacing w:after="60" w:line="247" w:lineRule="auto" w:before="60"/>
+              <w:spacing w:before="60" w:after="60" w:line="247" w:lineRule="auto"/>
             </w:pPr>
             <w:r>
               <w:rPr>
@@ -566,24 +559,24 @@
         <w:tc>
           <w:tcPr>
             <w:tcW w:w="5861" w:type="dxa"/>
-            <w:vAlign w:val="center"/>
             <w:tcBorders>
-              <w:top w:val="single" w:sz="4" w:color="D9D9D9"/>
-              <w:left w:val="single" w:sz="4" w:color="D9D9D9"/>
-              <w:bottom w:val="single" w:sz="4" w:color="D9D9D9"/>
-              <w:right w:val="single" w:sz="4" w:color="D9D9D9"/>
+              <w:top w:val="single" w:sz="4" w:space="0" w:color="D9D9D9"/>
+              <w:left w:val="single" w:sz="4" w:space="0" w:color="D9D9D9"/>
+              <w:bottom w:val="single" w:sz="4" w:space="0" w:color="D9D9D9"/>
+              <w:right w:val="single" w:sz="4" w:space="0" w:color="D9D9D9"/>
             </w:tcBorders>
-            <w:shd w:fill="E6ECF2"/>
+            <w:shd w:val="clear" w:color="auto" w:fill="E6ECF2"/>
             <w:tcMar>
               <w:top w:w="90" w:type="dxa"/>
               <w:left w:w="90" w:type="dxa"/>
               <w:bottom w:w="90" w:type="dxa"/>
               <w:right w:w="90" w:type="dxa"/>
             </w:tcMar>
+            <w:vAlign w:val="center"/>
           </w:tcPr>
           <w:p>
             <w:pPr>
-              <w:spacing w:after="60" w:line="247" w:lineRule="auto" w:before="60"/>
+              <w:spacing w:before="60" w:after="60" w:line="247" w:lineRule="auto"/>
             </w:pPr>
             <w:r>
               <w:rPr>
@@ -599,29 +592,28 @@
         <w:trPr>
           <w:cantSplit/>
           <w:jc w:val="center"/>
-          <w:cantSplit/>
         </w:trPr>
         <w:tc>
           <w:tcPr>
             <w:tcW w:w="1512" w:type="dxa"/>
-            <w:vAlign w:val="center"/>
             <w:tcBorders>
-              <w:top w:val="single" w:sz="4" w:color="D9D9D9"/>
-              <w:left w:val="single" w:sz="4" w:color="D9D9D9"/>
-              <w:bottom w:val="single" w:sz="4" w:color="D9D9D9"/>
-              <w:right w:val="single" w:sz="4" w:color="D9D9D9"/>
+              <w:top w:val="single" w:sz="4" w:space="0" w:color="D9D9D9"/>
+              <w:left w:val="single" w:sz="4" w:space="0" w:color="D9D9D9"/>
+              <w:bottom w:val="single" w:sz="4" w:space="0" w:color="D9D9D9"/>
+              <w:right w:val="single" w:sz="4" w:space="0" w:color="D9D9D9"/>
             </w:tcBorders>
-            <w:shd w:fill="FFFFFF"/>
+            <w:shd w:val="clear" w:color="auto" w:fill="FFFFFF"/>
             <w:tcMar>
               <w:top w:w="90" w:type="dxa"/>
               <w:left w:w="90" w:type="dxa"/>
               <w:bottom w:w="90" w:type="dxa"/>
               <w:right w:w="90" w:type="dxa"/>
             </w:tcMar>
+            <w:vAlign w:val="center"/>
           </w:tcPr>
           <w:p>
             <w:pPr>
-              <w:spacing w:after="60" w:line="247" w:lineRule="auto" w:before="60"/>
+              <w:spacing w:before="60" w:after="60" w:line="247" w:lineRule="auto"/>
             </w:pPr>
             <w:r>
               <w:rPr>
@@ -634,24 +626,24 @@
         <w:tc>
           <w:tcPr>
             <w:tcW w:w="2376" w:type="dxa"/>
-            <w:vAlign w:val="center"/>
             <w:tcBorders>
-              <w:top w:val="single" w:sz="4" w:color="D9D9D9"/>
-              <w:left w:val="single" w:sz="4" w:color="D9D9D9"/>
-              <w:bottom w:val="single" w:sz="4" w:color="D9D9D9"/>
-              <w:right w:val="single" w:sz="4" w:color="D9D9D9"/>
+              <w:top w:val="single" w:sz="4" w:space="0" w:color="D9D9D9"/>
+              <w:left w:val="single" w:sz="4" w:space="0" w:color="D9D9D9"/>
+              <w:bottom w:val="single" w:sz="4" w:space="0" w:color="D9D9D9"/>
+              <w:right w:val="single" w:sz="4" w:space="0" w:color="D9D9D9"/>
             </w:tcBorders>
-            <w:shd w:fill="FFFFFF"/>
+            <w:shd w:val="clear" w:color="auto" w:fill="FFFFFF"/>
             <w:tcMar>
               <w:top w:w="90" w:type="dxa"/>
               <w:left w:w="90" w:type="dxa"/>
               <w:bottom w:w="90" w:type="dxa"/>
               <w:right w:w="90" w:type="dxa"/>
             </w:tcMar>
+            <w:vAlign w:val="center"/>
           </w:tcPr>
           <w:p>
             <w:pPr>
-              <w:spacing w:after="60" w:line="247" w:lineRule="auto" w:before="60"/>
+              <w:spacing w:before="60" w:after="60" w:line="247" w:lineRule="auto"/>
             </w:pPr>
             <w:r>
               <w:rPr>
@@ -664,24 +656,24 @@
         <w:tc>
           <w:tcPr>
             <w:tcW w:w="5861" w:type="dxa"/>
-            <w:vAlign w:val="center"/>
             <w:tcBorders>
-              <w:top w:val="single" w:sz="4" w:color="D9D9D9"/>
-              <w:left w:val="single" w:sz="4" w:color="D9D9D9"/>
-              <w:bottom w:val="single" w:sz="4" w:color="D9D9D9"/>
-              <w:right w:val="single" w:sz="4" w:color="D9D9D9"/>
+              <w:top w:val="single" w:sz="4" w:space="0" w:color="D9D9D9"/>
+              <w:left w:val="single" w:sz="4" w:space="0" w:color="D9D9D9"/>
+              <w:bottom w:val="single" w:sz="4" w:space="0" w:color="D9D9D9"/>
+              <w:right w:val="single" w:sz="4" w:space="0" w:color="D9D9D9"/>
             </w:tcBorders>
-            <w:shd w:fill="FFFFFF"/>
+            <w:shd w:val="clear" w:color="auto" w:fill="FFFFFF"/>
             <w:tcMar>
               <w:top w:w="90" w:type="dxa"/>
               <w:left w:w="90" w:type="dxa"/>
               <w:bottom w:w="90" w:type="dxa"/>
               <w:right w:w="90" w:type="dxa"/>
             </w:tcMar>
+            <w:vAlign w:val="center"/>
           </w:tcPr>
           <w:p>
             <w:pPr>
-              <w:spacing w:after="60" w:line="247" w:lineRule="auto" w:before="60"/>
+              <w:spacing w:before="60" w:after="60" w:line="247" w:lineRule="auto"/>
             </w:pPr>
             <w:r>
               <w:rPr>
@@ -696,29 +688,28 @@
         <w:trPr>
           <w:cantSplit/>
           <w:jc w:val="center"/>
-          <w:cantSplit/>
         </w:trPr>
         <w:tc>
           <w:tcPr>
             <w:tcW w:w="1512" w:type="dxa"/>
-            <w:vAlign w:val="center"/>
             <w:tcBorders>
-              <w:top w:val="single" w:sz="4" w:color="D9D9D9"/>
-              <w:left w:val="single" w:sz="4" w:color="D9D9D9"/>
-              <w:bottom w:val="single" w:sz="4" w:color="D9D9D9"/>
-              <w:right w:val="single" w:sz="4" w:color="D9D9D9"/>
+              <w:top w:val="single" w:sz="4" w:space="0" w:color="D9D9D9"/>
+              <w:left w:val="single" w:sz="4" w:space="0" w:color="D9D9D9"/>
+              <w:bottom w:val="single" w:sz="4" w:space="0" w:color="D9D9D9"/>
+              <w:right w:val="single" w:sz="4" w:space="0" w:color="D9D9D9"/>
             </w:tcBorders>
-            <w:shd w:fill="FFFFFF"/>
+            <w:shd w:val="clear" w:color="auto" w:fill="FFFFFF"/>
             <w:tcMar>
               <w:top w:w="90" w:type="dxa"/>
               <w:left w:w="90" w:type="dxa"/>
               <w:bottom w:w="90" w:type="dxa"/>
               <w:right w:w="90" w:type="dxa"/>
             </w:tcMar>
+            <w:vAlign w:val="center"/>
           </w:tcPr>
           <w:p>
             <w:pPr>
-              <w:spacing w:after="60" w:line="247" w:lineRule="auto" w:before="60"/>
+              <w:spacing w:before="60" w:after="60" w:line="247" w:lineRule="auto"/>
             </w:pPr>
             <w:r>
               <w:rPr>
@@ -731,24 +722,24 @@
         <w:tc>
           <w:tcPr>
             <w:tcW w:w="2376" w:type="dxa"/>
-            <w:vAlign w:val="center"/>
             <w:tcBorders>
-              <w:top w:val="single" w:sz="4" w:color="D9D9D9"/>
-              <w:left w:val="single" w:sz="4" w:color="D9D9D9"/>
-              <w:bottom w:val="single" w:sz="4" w:color="D9D9D9"/>
-              <w:right w:val="single" w:sz="4" w:color="D9D9D9"/>
+              <w:top w:val="single" w:sz="4" w:space="0" w:color="D9D9D9"/>
+              <w:left w:val="single" w:sz="4" w:space="0" w:color="D9D9D9"/>
+              <w:bottom w:val="single" w:sz="4" w:space="0" w:color="D9D9D9"/>
+              <w:right w:val="single" w:sz="4" w:space="0" w:color="D9D9D9"/>
             </w:tcBorders>
-            <w:shd w:fill="FFFFFF"/>
+            <w:shd w:val="clear" w:color="auto" w:fill="FFFFFF"/>
             <w:tcMar>
               <w:top w:w="90" w:type="dxa"/>
               <w:left w:w="90" w:type="dxa"/>
               <w:bottom w:w="90" w:type="dxa"/>
               <w:right w:w="90" w:type="dxa"/>
             </w:tcMar>
+            <w:vAlign w:val="center"/>
           </w:tcPr>
           <w:p>
             <w:pPr>
-              <w:spacing w:after="60" w:line="247" w:lineRule="auto" w:before="60"/>
+              <w:spacing w:before="60" w:after="60" w:line="247" w:lineRule="auto"/>
             </w:pPr>
             <w:r>
               <w:rPr>
@@ -768,24 +759,24 @@
         <w:tc>
           <w:tcPr>
             <w:tcW w:w="5861" w:type="dxa"/>
-            <w:vAlign w:val="center"/>
             <w:tcBorders>
-              <w:top w:val="single" w:sz="4" w:color="D9D9D9"/>
-              <w:left w:val="single" w:sz="4" w:color="D9D9D9"/>
-              <w:bottom w:val="single" w:sz="4" w:color="D9D9D9"/>
-              <w:right w:val="single" w:sz="4" w:color="D9D9D9"/>
+              <w:top w:val="single" w:sz="4" w:space="0" w:color="D9D9D9"/>
+              <w:left w:val="single" w:sz="4" w:space="0" w:color="D9D9D9"/>
+              <w:bottom w:val="single" w:sz="4" w:space="0" w:color="D9D9D9"/>
+              <w:right w:val="single" w:sz="4" w:space="0" w:color="D9D9D9"/>
             </w:tcBorders>
-            <w:shd w:fill="FFFFFF"/>
+            <w:shd w:val="clear" w:color="auto" w:fill="FFFFFF"/>
             <w:tcMar>
               <w:top w:w="90" w:type="dxa"/>
               <w:left w:w="90" w:type="dxa"/>
               <w:bottom w:w="90" w:type="dxa"/>
               <w:right w:w="90" w:type="dxa"/>
             </w:tcMar>
+            <w:vAlign w:val="center"/>
           </w:tcPr>
           <w:p>
             <w:pPr>
-              <w:spacing w:after="60" w:line="247" w:lineRule="auto" w:before="60"/>
+              <w:spacing w:before="60" w:after="60" w:line="247" w:lineRule="auto"/>
             </w:pPr>
             <w:r>
               <w:rPr>
@@ -800,29 +791,28 @@
         <w:trPr>
           <w:cantSplit/>
           <w:jc w:val="center"/>
-          <w:cantSplit/>
         </w:trPr>
         <w:tc>
           <w:tcPr>
             <w:tcW w:w="1512" w:type="dxa"/>
-            <w:vAlign w:val="center"/>
             <w:tcBorders>
-              <w:top w:val="single" w:sz="4" w:color="D9D9D9"/>
-              <w:left w:val="single" w:sz="4" w:color="D9D9D9"/>
-              <w:bottom w:val="single" w:sz="4" w:color="D9D9D9"/>
-              <w:right w:val="single" w:sz="4" w:color="D9D9D9"/>
+              <w:top w:val="single" w:sz="4" w:space="0" w:color="D9D9D9"/>
+              <w:left w:val="single" w:sz="4" w:space="0" w:color="D9D9D9"/>
+              <w:bottom w:val="single" w:sz="4" w:space="0" w:color="D9D9D9"/>
+              <w:right w:val="single" w:sz="4" w:space="0" w:color="D9D9D9"/>
             </w:tcBorders>
-            <w:shd w:fill="FFFFFF"/>
+            <w:shd w:val="clear" w:color="auto" w:fill="FFFFFF"/>
             <w:tcMar>
               <w:top w:w="90" w:type="dxa"/>
               <w:left w:w="90" w:type="dxa"/>
               <w:bottom w:w="90" w:type="dxa"/>
               <w:right w:w="90" w:type="dxa"/>
             </w:tcMar>
+            <w:vAlign w:val="center"/>
           </w:tcPr>
           <w:p>
             <w:pPr>
-              <w:spacing w:after="60" w:line="247" w:lineRule="auto" w:before="60"/>
+              <w:spacing w:before="60" w:after="60" w:line="247" w:lineRule="auto"/>
             </w:pPr>
             <w:r>
               <w:rPr>
@@ -835,24 +825,24 @@
         <w:tc>
           <w:tcPr>
             <w:tcW w:w="2376" w:type="dxa"/>
-            <w:vAlign w:val="center"/>
             <w:tcBorders>
-              <w:top w:val="single" w:sz="4" w:color="D9D9D9"/>
-              <w:left w:val="single" w:sz="4" w:color="D9D9D9"/>
-              <w:bottom w:val="single" w:sz="4" w:color="D9D9D9"/>
-              <w:right w:val="single" w:sz="4" w:color="D9D9D9"/>
+              <w:top w:val="single" w:sz="4" w:space="0" w:color="D9D9D9"/>
+              <w:left w:val="single" w:sz="4" w:space="0" w:color="D9D9D9"/>
+              <w:bottom w:val="single" w:sz="4" w:space="0" w:color="D9D9D9"/>
+              <w:right w:val="single" w:sz="4" w:space="0" w:color="D9D9D9"/>
             </w:tcBorders>
-            <w:shd w:fill="FFFFFF"/>
+            <w:shd w:val="clear" w:color="auto" w:fill="FFFFFF"/>
             <w:tcMar>
               <w:top w:w="90" w:type="dxa"/>
               <w:left w:w="90" w:type="dxa"/>
               <w:bottom w:w="90" w:type="dxa"/>
               <w:right w:w="90" w:type="dxa"/>
             </w:tcMar>
+            <w:vAlign w:val="center"/>
           </w:tcPr>
           <w:p>
             <w:pPr>
-              <w:spacing w:after="60" w:line="247" w:lineRule="auto" w:before="60"/>
+              <w:spacing w:before="60" w:after="60" w:line="247" w:lineRule="auto"/>
             </w:pPr>
             <w:r>
               <w:rPr>
@@ -865,24 +855,24 @@
         <w:tc>
           <w:tcPr>
             <w:tcW w:w="5861" w:type="dxa"/>
-            <w:vAlign w:val="center"/>
             <w:tcBorders>
-              <w:top w:val="single" w:sz="4" w:color="D9D9D9"/>
-              <w:left w:val="single" w:sz="4" w:color="D9D9D9"/>
-              <w:bottom w:val="single" w:sz="4" w:color="D9D9D9"/>
-              <w:right w:val="single" w:sz="4" w:color="D9D9D9"/>
+              <w:top w:val="single" w:sz="4" w:space="0" w:color="D9D9D9"/>
+              <w:left w:val="single" w:sz="4" w:space="0" w:color="D9D9D9"/>
+              <w:bottom w:val="single" w:sz="4" w:space="0" w:color="D9D9D9"/>
+              <w:right w:val="single" w:sz="4" w:space="0" w:color="D9D9D9"/>
             </w:tcBorders>
-            <w:shd w:fill="FFFFFF"/>
+            <w:shd w:val="clear" w:color="auto" w:fill="FFFFFF"/>
             <w:tcMar>
               <w:top w:w="90" w:type="dxa"/>
               <w:left w:w="90" w:type="dxa"/>
               <w:bottom w:w="90" w:type="dxa"/>
               <w:right w:w="90" w:type="dxa"/>
             </w:tcMar>
+            <w:vAlign w:val="center"/>
           </w:tcPr>
           <w:p>
             <w:pPr>
-              <w:spacing w:after="60" w:line="247" w:lineRule="auto" w:before="60"/>
+              <w:spacing w:before="60" w:after="60" w:line="247" w:lineRule="auto"/>
             </w:pPr>
             <w:r>
               <w:rPr>
@@ -897,29 +887,28 @@
         <w:trPr>
           <w:cantSplit/>
           <w:jc w:val="center"/>
-          <w:cantSplit/>
         </w:trPr>
         <w:tc>
           <w:tcPr>
             <w:tcW w:w="1512" w:type="dxa"/>
-            <w:vAlign w:val="center"/>
             <w:tcBorders>
-              <w:top w:val="single" w:sz="4" w:color="D9D9D9"/>
-              <w:left w:val="single" w:sz="4" w:color="D9D9D9"/>
-              <w:bottom w:val="single" w:sz="4" w:color="D9D9D9"/>
-              <w:right w:val="single" w:sz="4" w:color="D9D9D9"/>
+              <w:top w:val="single" w:sz="4" w:space="0" w:color="D9D9D9"/>
+              <w:left w:val="single" w:sz="4" w:space="0" w:color="D9D9D9"/>
+              <w:bottom w:val="single" w:sz="4" w:space="0" w:color="D9D9D9"/>
+              <w:right w:val="single" w:sz="4" w:space="0" w:color="D9D9D9"/>
             </w:tcBorders>
-            <w:shd w:fill="FFFFFF"/>
+            <w:shd w:val="clear" w:color="auto" w:fill="FFFFFF"/>
             <w:tcMar>
               <w:top w:w="90" w:type="dxa"/>
               <w:left w:w="90" w:type="dxa"/>
               <w:bottom w:w="90" w:type="dxa"/>
               <w:right w:w="90" w:type="dxa"/>
             </w:tcMar>
+            <w:vAlign w:val="center"/>
           </w:tcPr>
           <w:p>
             <w:pPr>
-              <w:spacing w:after="60" w:line="247" w:lineRule="auto" w:before="60"/>
+              <w:spacing w:before="60" w:after="60" w:line="247" w:lineRule="auto"/>
             </w:pPr>
             <w:r>
               <w:rPr>
@@ -932,24 +921,24 @@
         <w:tc>
           <w:tcPr>
             <w:tcW w:w="2376" w:type="dxa"/>
-            <w:vAlign w:val="center"/>
             <w:tcBorders>
-              <w:top w:val="single" w:sz="4" w:color="D9D9D9"/>
-              <w:left w:val="single" w:sz="4" w:color="D9D9D9"/>
-              <w:bottom w:val="single" w:sz="4" w:color="D9D9D9"/>
-              <w:right w:val="single" w:sz="4" w:color="D9D9D9"/>
+              <w:top w:val="single" w:sz="4" w:space="0" w:color="D9D9D9"/>
+              <w:left w:val="single" w:sz="4" w:space="0" w:color="D9D9D9"/>
+              <w:bottom w:val="single" w:sz="4" w:space="0" w:color="D9D9D9"/>
+              <w:right w:val="single" w:sz="4" w:space="0" w:color="D9D9D9"/>
             </w:tcBorders>
-            <w:shd w:fill="FFFFFF"/>
+            <w:shd w:val="clear" w:color="auto" w:fill="FFFFFF"/>
             <w:tcMar>
               <w:top w:w="90" w:type="dxa"/>
               <w:left w:w="90" w:type="dxa"/>
               <w:bottom w:w="90" w:type="dxa"/>
               <w:right w:w="90" w:type="dxa"/>
             </w:tcMar>
+            <w:vAlign w:val="center"/>
           </w:tcPr>
           <w:p>
             <w:pPr>
-              <w:spacing w:after="60" w:line="247" w:lineRule="auto" w:before="60"/>
+              <w:spacing w:before="60" w:after="60" w:line="247" w:lineRule="auto"/>
             </w:pPr>
             <w:r>
               <w:rPr>
@@ -969,24 +958,24 @@
         <w:tc>
           <w:tcPr>
             <w:tcW w:w="5861" w:type="dxa"/>
-            <w:vAlign w:val="center"/>
             <w:tcBorders>
-              <w:top w:val="single" w:sz="4" w:color="D9D9D9"/>
-              <w:left w:val="single" w:sz="4" w:color="D9D9D9"/>
-              <w:bottom w:val="single" w:sz="4" w:color="D9D9D9"/>
-              <w:right w:val="single" w:sz="4" w:color="D9D9D9"/>
+              <w:top w:val="single" w:sz="4" w:space="0" w:color="D9D9D9"/>
+              <w:left w:val="single" w:sz="4" w:space="0" w:color="D9D9D9"/>
+              <w:bottom w:val="single" w:sz="4" w:space="0" w:color="D9D9D9"/>
+              <w:right w:val="single" w:sz="4" w:space="0" w:color="D9D9D9"/>
             </w:tcBorders>
-            <w:shd w:fill="FFFFFF"/>
+            <w:shd w:val="clear" w:color="auto" w:fill="FFFFFF"/>
             <w:tcMar>
               <w:top w:w="90" w:type="dxa"/>
               <w:left w:w="90" w:type="dxa"/>
               <w:bottom w:w="90" w:type="dxa"/>
               <w:right w:w="90" w:type="dxa"/>
             </w:tcMar>
+            <w:vAlign w:val="center"/>
           </w:tcPr>
           <w:p>
             <w:pPr>
-              <w:spacing w:after="60" w:line="247" w:lineRule="auto" w:before="60"/>
+              <w:spacing w:before="60" w:after="60" w:line="247" w:lineRule="auto"/>
             </w:pPr>
             <w:r>
               <w:rPr>
@@ -1001,29 +990,28 @@
         <w:trPr>
           <w:cantSplit/>
           <w:jc w:val="center"/>
-          <w:cantSplit/>
         </w:trPr>
         <w:tc>
           <w:tcPr>
             <w:tcW w:w="1512" w:type="dxa"/>
-            <w:vAlign w:val="center"/>
             <w:tcBorders>
-              <w:top w:val="single" w:sz="4" w:color="D9D9D9"/>
-              <w:left w:val="single" w:sz="4" w:color="D9D9D9"/>
-              <w:bottom w:val="single" w:sz="4" w:color="D9D9D9"/>
-              <w:right w:val="single" w:sz="4" w:color="D9D9D9"/>
+              <w:top w:val="single" w:sz="4" w:space="0" w:color="D9D9D9"/>
+              <w:left w:val="single" w:sz="4" w:space="0" w:color="D9D9D9"/>
+              <w:bottom w:val="single" w:sz="4" w:space="0" w:color="D9D9D9"/>
+              <w:right w:val="single" w:sz="4" w:space="0" w:color="D9D9D9"/>
             </w:tcBorders>
-            <w:shd w:fill="FFFFFF"/>
+            <w:shd w:val="clear" w:color="auto" w:fill="FFFFFF"/>
             <w:tcMar>
               <w:top w:w="90" w:type="dxa"/>
               <w:left w:w="90" w:type="dxa"/>
               <w:bottom w:w="90" w:type="dxa"/>
               <w:right w:w="90" w:type="dxa"/>
             </w:tcMar>
+            <w:vAlign w:val="center"/>
           </w:tcPr>
           <w:p>
             <w:pPr>
-              <w:spacing w:after="60" w:line="247" w:lineRule="auto" w:before="60"/>
+              <w:spacing w:before="60" w:after="60" w:line="247" w:lineRule="auto"/>
             </w:pPr>
             <w:r>
               <w:rPr>
@@ -1036,24 +1024,24 @@
         <w:tc>
           <w:tcPr>
             <w:tcW w:w="2376" w:type="dxa"/>
-            <w:vAlign w:val="center"/>
             <w:tcBorders>
-              <w:top w:val="single" w:sz="4" w:color="D9D9D9"/>
-              <w:left w:val="single" w:sz="4" w:color="D9D9D9"/>
-              <w:bottom w:val="single" w:sz="4" w:color="D9D9D9"/>
-              <w:right w:val="single" w:sz="4" w:color="D9D9D9"/>
+              <w:top w:val="single" w:sz="4" w:space="0" w:color="D9D9D9"/>
+              <w:left w:val="single" w:sz="4" w:space="0" w:color="D9D9D9"/>
+              <w:bottom w:val="single" w:sz="4" w:space="0" w:color="D9D9D9"/>
+              <w:right w:val="single" w:sz="4" w:space="0" w:color="D9D9D9"/>
             </w:tcBorders>
-            <w:shd w:fill="FFFFFF"/>
+            <w:shd w:val="clear" w:color="auto" w:fill="FFFFFF"/>
             <w:tcMar>
               <w:top w:w="90" w:type="dxa"/>
               <w:left w:w="90" w:type="dxa"/>
               <w:bottom w:w="90" w:type="dxa"/>
               <w:right w:w="90" w:type="dxa"/>
             </w:tcMar>
+            <w:vAlign w:val="center"/>
           </w:tcPr>
           <w:p>
             <w:pPr>
-              <w:spacing w:after="60" w:line="247" w:lineRule="auto" w:before="60"/>
+              <w:spacing w:before="60" w:after="60" w:line="247" w:lineRule="auto"/>
             </w:pPr>
             <w:r>
               <w:rPr>
@@ -1067,24 +1055,24 @@
         <w:tc>
           <w:tcPr>
             <w:tcW w:w="5861" w:type="dxa"/>
-            <w:vAlign w:val="center"/>
             <w:tcBorders>
-              <w:top w:val="single" w:sz="4" w:color="D9D9D9"/>
-              <w:left w:val="single" w:sz="4" w:color="D9D9D9"/>
-              <w:bottom w:val="single" w:sz="4" w:color="D9D9D9"/>
-              <w:right w:val="single" w:sz="4" w:color="D9D9D9"/>
+              <w:top w:val="single" w:sz="4" w:space="0" w:color="D9D9D9"/>
+              <w:left w:val="single" w:sz="4" w:space="0" w:color="D9D9D9"/>
+              <w:bottom w:val="single" w:sz="4" w:space="0" w:color="D9D9D9"/>
+              <w:right w:val="single" w:sz="4" w:space="0" w:color="D9D9D9"/>
             </w:tcBorders>
-            <w:shd w:fill="FFFFFF"/>
+            <w:shd w:val="clear" w:color="auto" w:fill="FFFFFF"/>
             <w:tcMar>
               <w:top w:w="90" w:type="dxa"/>
               <w:left w:w="90" w:type="dxa"/>
               <w:bottom w:w="90" w:type="dxa"/>
               <w:right w:w="90" w:type="dxa"/>
             </w:tcMar>
+            <w:vAlign w:val="center"/>
           </w:tcPr>
           <w:p>
             <w:pPr>
-              <w:spacing w:after="60" w:line="247" w:lineRule="auto" w:before="60"/>
+              <w:spacing w:before="60" w:after="60" w:line="247" w:lineRule="auto"/>
             </w:pPr>
             <w:r>
               <w:rPr>
@@ -1099,29 +1087,28 @@
         <w:trPr>
           <w:cantSplit/>
           <w:jc w:val="center"/>
-          <w:cantSplit/>
         </w:trPr>
         <w:tc>
           <w:tcPr>
             <w:tcW w:w="1512" w:type="dxa"/>
-            <w:vAlign w:val="center"/>
             <w:tcBorders>
-              <w:top w:val="single" w:sz="4" w:color="D9D9D9"/>
-              <w:left w:val="single" w:sz="4" w:color="D9D9D9"/>
-              <w:bottom w:val="single" w:sz="4" w:color="D9D9D9"/>
-              <w:right w:val="single" w:sz="4" w:color="D9D9D9"/>
+              <w:top w:val="single" w:sz="4" w:space="0" w:color="D9D9D9"/>
+              <w:left w:val="single" w:sz="4" w:space="0" w:color="D9D9D9"/>
+              <w:bottom w:val="single" w:sz="4" w:space="0" w:color="D9D9D9"/>
+              <w:right w:val="single" w:sz="4" w:space="0" w:color="D9D9D9"/>
             </w:tcBorders>
-            <w:shd w:fill="FFFFFF"/>
+            <w:shd w:val="clear" w:color="auto" w:fill="FFFFFF"/>
             <w:tcMar>
               <w:top w:w="90" w:type="dxa"/>
               <w:left w:w="90" w:type="dxa"/>
               <w:bottom w:w="90" w:type="dxa"/>
               <w:right w:w="90" w:type="dxa"/>
             </w:tcMar>
+            <w:vAlign w:val="center"/>
           </w:tcPr>
           <w:p>
             <w:pPr>
-              <w:spacing w:after="60" w:line="247" w:lineRule="auto" w:before="60"/>
+              <w:spacing w:before="60" w:after="60" w:line="247" w:lineRule="auto"/>
             </w:pPr>
             <w:r>
               <w:rPr>
@@ -1134,24 +1121,24 @@
         <w:tc>
           <w:tcPr>
             <w:tcW w:w="2376" w:type="dxa"/>
-            <w:vAlign w:val="center"/>
             <w:tcBorders>
-              <w:top w:val="single" w:sz="4" w:color="D9D9D9"/>
-              <w:left w:val="single" w:sz="4" w:color="D9D9D9"/>
-              <w:bottom w:val="single" w:sz="4" w:color="D9D9D9"/>
-              <w:right w:val="single" w:sz="4" w:color="D9D9D9"/>
+              <w:top w:val="single" w:sz="4" w:space="0" w:color="D9D9D9"/>
+              <w:left w:val="single" w:sz="4" w:space="0" w:color="D9D9D9"/>
+              <w:bottom w:val="single" w:sz="4" w:space="0" w:color="D9D9D9"/>
+              <w:right w:val="single" w:sz="4" w:space="0" w:color="D9D9D9"/>
             </w:tcBorders>
-            <w:shd w:fill="FFFFFF"/>
+            <w:shd w:val="clear" w:color="auto" w:fill="FFFFFF"/>
             <w:tcMar>
               <w:top w:w="90" w:type="dxa"/>
               <w:left w:w="90" w:type="dxa"/>
               <w:bottom w:w="90" w:type="dxa"/>
               <w:right w:w="90" w:type="dxa"/>
             </w:tcMar>
+            <w:vAlign w:val="center"/>
           </w:tcPr>
           <w:p>
             <w:pPr>
-              <w:spacing w:after="60" w:before="60"/>
+              <w:spacing w:before="60" w:after="60"/>
             </w:pPr>
             <w:r>
               <w:rPr>
@@ -1164,24 +1151,24 @@
         <w:tc>
           <w:tcPr>
             <w:tcW w:w="5861" w:type="dxa"/>
-            <w:vAlign w:val="center"/>
             <w:tcBorders>
-              <w:top w:val="single" w:sz="4" w:color="D9D9D9"/>
-              <w:left w:val="single" w:sz="4" w:color="D9D9D9"/>
-              <w:bottom w:val="single" w:sz="4" w:color="D9D9D9"/>
-              <w:right w:val="single" w:sz="4" w:color="D9D9D9"/>
+              <w:top w:val="single" w:sz="4" w:space="0" w:color="D9D9D9"/>
+              <w:left w:val="single" w:sz="4" w:space="0" w:color="D9D9D9"/>
+              <w:bottom w:val="single" w:sz="4" w:space="0" w:color="D9D9D9"/>
+              <w:right w:val="single" w:sz="4" w:space="0" w:color="D9D9D9"/>
             </w:tcBorders>
-            <w:shd w:fill="FFFFFF"/>
+            <w:shd w:val="clear" w:color="auto" w:fill="FFFFFF"/>
             <w:tcMar>
               <w:top w:w="90" w:type="dxa"/>
               <w:left w:w="90" w:type="dxa"/>
               <w:bottom w:w="90" w:type="dxa"/>
               <w:right w:w="90" w:type="dxa"/>
             </w:tcMar>
+            <w:vAlign w:val="center"/>
           </w:tcPr>
           <w:p>
             <w:pPr>
-              <w:spacing w:after="60" w:before="60"/>
+              <w:spacing w:before="60" w:after="60"/>
             </w:pPr>
             <w:r>
               <w:rPr>
@@ -1200,6 +1187,7 @@
     </w:p>
     <w:p>
       <w:r>
+        <w:lastRenderedPageBreak/>
         <w:t xml:space="preserve">Para Java, el instalador de Temurin permite configurar PATH y JAVA_HOME: </w:t>
       </w:r>
       <w:hyperlink r:id="rId8">
@@ -1264,9 +1252,6 @@
     <w:p>
       <w:pPr>
         <w:pStyle w:val="Command"/>
-        <w:rPr>
-          <w:rFonts w:hint="eastAsia"/>
-        </w:rPr>
       </w:pPr>
       <w:r>
         <w:t>npm.cmd install --global pnpm@11.18.0</w:t>
@@ -1285,28 +1270,43 @@
     <w:p>
       <w:pPr>
         <w:pStyle w:val="Command"/>
-        <w:rPr>
-          <w:rFonts w:hint="eastAsia"/>
-        </w:rPr>
       </w:pPr>
       <w:r>
         <w:t>git --version</w:t>
+      </w:r>
+      <w:r>
         <w:br/>
         <w:t>java -version</w:t>
+      </w:r>
+      <w:r>
         <w:br/>
         <w:t>javac -version</w:t>
+      </w:r>
+      <w:r>
         <w:br/>
         <w:t>node --version</w:t>
+      </w:r>
+      <w:r>
         <w:br/>
         <w:t>npm.cmd --version</w:t>
+      </w:r>
+      <w:r>
         <w:br/>
         <w:t>pnpm.cmd --version</w:t>
+      </w:r>
+      <w:r>
         <w:br/>
         <w:t>docker --version</w:t>
+      </w:r>
+      <w:r>
         <w:br/>
         <w:t>docker compose version</w:t>
+      </w:r>
+      <w:r>
         <w:br/>
         <w:t>docker info</w:t>
+      </w:r>
+      <w:r>
         <w:br/>
         <w:t>python --version</w:t>
       </w:r>
@@ -1322,16 +1322,20 @@
         <w:jc w:val="center"/>
       </w:pPr>
       <w:r>
+        <w:rPr>
+          <w:noProof/>
+        </w:rPr>
         <w:drawing>
-          <wp:inline xmlns:a="http://schemas.openxmlformats.org/drawingml/2006/main" xmlns:pic="http://schemas.openxmlformats.org/drawingml/2006/picture">
+          <wp:inline distT="0" distB="0" distL="0" distR="0" wp14:anchorId="4B5C9164" wp14:editId="39427382">
             <wp:extent cx="5852160" cy="2147916"/>
+            <wp:effectExtent l="0" t="0" r="0" b="0"/>
             <wp:docPr id="1" name="Picture 1" descr="Comprobación de las herramientas desde PowerShell"/>
             <wp:cNvGraphicFramePr>
-              <a:graphicFrameLocks noChangeAspect="1"/>
+              <a:graphicFrameLocks xmlns:a="http://schemas.openxmlformats.org/drawingml/2006/main" noChangeAspect="1"/>
             </wp:cNvGraphicFramePr>
-            <a:graphic>
+            <a:graphic xmlns:a="http://schemas.openxmlformats.org/drawingml/2006/main">
               <a:graphicData uri="http://schemas.openxmlformats.org/drawingml/2006/picture">
-                <pic:pic>
+                <pic:pic xmlns:pic="http://schemas.openxmlformats.org/drawingml/2006/picture">
                   <pic:nvPicPr>
                     <pic:cNvPr id="0" name="image.png"/>
                     <pic:cNvPicPr/>
@@ -1347,7 +1351,9 @@
                       <a:off x="0" y="0"/>
                       <a:ext cx="5852160" cy="2147916"/>
                     </a:xfrm>
-                    <a:prstGeom prst="rect"/>
+                    <a:prstGeom prst="rect">
+                      <a:avLst/>
+                    </a:prstGeom>
                   </pic:spPr>
                 </pic:pic>
               </a:graphicData>
@@ -1410,13 +1416,6 @@
           <w:sz w:val="20"/>
           <w:szCs w:val="18"/>
         </w:rPr>
-      </w:r>
-      <w:r>
-        <w:rPr>
-          <w:rFonts w:ascii="Calibri" w:eastAsiaTheme="minorEastAsia" w:hAnsi="Calibri" w:cstheme="minorBidi"/>
-          <w:sz w:val="20"/>
-          <w:szCs w:val="18"/>
-        </w:rPr>
         <w:t xml:space="preserve"> </w:t>
       </w:r>
       <w:r>
@@ -1441,9 +1440,6 @@
     <w:p>
       <w:pPr>
         <w:pStyle w:val="Command"/>
-        <w:rPr>
-          <w:rFonts w:hint="eastAsia"/>
-        </w:rPr>
       </w:pPr>
       <w:r>
         <w:t>$env:JAVA_HOME = 'C:\Program Files\Eclipse Adoptium\CARPETA-JDK-21'</w:t>
@@ -1481,6 +1477,7 @@
         <w:pStyle w:val="Ttulo1"/>
       </w:pPr>
       <w:r>
+        <w:lastRenderedPageBreak/>
         <w:t>3 Descargar el proyecto</w:t>
       </w:r>
     </w:p>
@@ -1502,17 +1499,54 @@
     <w:p>
       <w:pPr>
         <w:pStyle w:val="Command"/>
-        <w:rPr>
-          <w:rFonts w:hint="eastAsia"/>
-        </w:rPr>
       </w:pPr>
       <w:r>
-        <w:lastRenderedPageBreak/>
-        <w:t>New-Item -ItemType Directory -Path "$env:USERPROFILE\Proyectos" -Force | Out-Null</w:t>
+        <w:t>New-Item -ItemType Directory -Path "$</w:t>
+      </w:r>
+      <w:proofErr w:type="spellStart"/>
+      <w:proofErr w:type="gramStart"/>
+      <w:r>
+        <w:t>env:USERPROFILE</w:t>
+      </w:r>
+      <w:proofErr w:type="spellEnd"/>
+      <w:proofErr w:type="gramEnd"/>
+      <w:r>
+        <w:t>\</w:t>
+      </w:r>
+      <w:proofErr w:type="spellStart"/>
+      <w:r>
+        <w:t>Proyectos</w:t>
+      </w:r>
+      <w:proofErr w:type="spellEnd"/>
+      <w:r>
+        <w:t>" -Force | Out-Null</w:t>
       </w:r>
       <w:r>
         <w:br/>
-        <w:t>Set-Location "$env:USERPROFILE\Proyectos"</w:t>
+      </w:r>
+      <w:r>
+        <w:t>cd</w:t>
+      </w:r>
+      <w:r>
+        <w:t xml:space="preserve"> "$</w:t>
+      </w:r>
+      <w:proofErr w:type="spellStart"/>
+      <w:proofErr w:type="gramStart"/>
+      <w:r>
+        <w:t>env:USERPROFILE</w:t>
+      </w:r>
+      <w:proofErr w:type="spellEnd"/>
+      <w:proofErr w:type="gramEnd"/>
+      <w:r>
+        <w:t>\</w:t>
+      </w:r>
+      <w:proofErr w:type="spellStart"/>
+      <w:r>
+        <w:t>Proyectos</w:t>
+      </w:r>
+      <w:proofErr w:type="spellEnd"/>
+      <w:r>
+        <w:t>"</w:t>
       </w:r>
       <w:r>
         <w:br/>
@@ -1520,7 +1554,28 @@
       </w:r>
       <w:r>
         <w:br/>
-        <w:t>Set-Location trabajo-ing-software</w:t>
+      </w:r>
+      <w:r>
+        <w:t>cd</w:t>
+      </w:r>
+      <w:r>
+        <w:t xml:space="preserve"> </w:t>
+      </w:r>
+      <w:proofErr w:type="spellStart"/>
+      <w:r>
+        <w:t>trabajo</w:t>
+      </w:r>
+      <w:proofErr w:type="spellEnd"/>
+      <w:r>
+        <w:t>-</w:t>
+      </w:r>
+      <w:proofErr w:type="spellStart"/>
+      <w:r>
+        <w:t>ing</w:t>
+      </w:r>
+      <w:proofErr w:type="spellEnd"/>
+      <w:r>
+        <w:t>-software</w:t>
       </w:r>
     </w:p>
     <w:p>
@@ -1558,9 +1613,6 @@
     <w:p>
       <w:pPr>
         <w:pStyle w:val="Command"/>
-        <w:rPr>
-          <w:rFonts w:hint="eastAsia"/>
-        </w:rPr>
       </w:pPr>
       <w:r>
         <w:t>Get-ChildItem</w:t>
@@ -1624,7 +1676,7 @@
           <w:rFonts w:ascii="Consolas" w:hAnsi="Consolas"/>
           <w:sz w:val="19"/>
         </w:rPr>
-        <w:t>Set-Location</w:t>
+        <w:t>cd</w:t>
       </w:r>
       <w:r>
         <w:t xml:space="preserve"> de esta guía a la carpeta elegida. No necesita un entorno de desarrollo integrado (IDE) para ejecutar el sistema.</w:t>
@@ -1636,16 +1688,20 @@
         <w:jc w:val="center"/>
       </w:pPr>
       <w:r>
+        <w:rPr>
+          <w:noProof/>
+        </w:rPr>
         <w:drawing>
-          <wp:inline xmlns:a="http://schemas.openxmlformats.org/drawingml/2006/main" xmlns:pic="http://schemas.openxmlformats.org/drawingml/2006/picture">
+          <wp:inline distT="0" distB="0" distL="0" distR="0" wp14:anchorId="45561552" wp14:editId="127CD57D">
             <wp:extent cx="5852160" cy="2708758"/>
+            <wp:effectExtent l="0" t="0" r="0" b="0"/>
             <wp:docPr id="2" name="Picture 2" descr="Carpetas y archivos de la raíz del proyecto"/>
             <wp:cNvGraphicFramePr>
-              <a:graphicFrameLocks noChangeAspect="1"/>
+              <a:graphicFrameLocks xmlns:a="http://schemas.openxmlformats.org/drawingml/2006/main" noChangeAspect="1"/>
             </wp:cNvGraphicFramePr>
-            <a:graphic>
+            <a:graphic xmlns:a="http://schemas.openxmlformats.org/drawingml/2006/main">
               <a:graphicData uri="http://schemas.openxmlformats.org/drawingml/2006/picture">
-                <pic:pic>
+                <pic:pic xmlns:pic="http://schemas.openxmlformats.org/drawingml/2006/picture">
                   <pic:nvPicPr>
                     <pic:cNvPr id="0" name="image.png"/>
                     <pic:cNvPicPr/>
@@ -1661,7 +1717,9 @@
                       <a:off x="0" y="0"/>
                       <a:ext cx="5852160" cy="2708758"/>
                     </a:xfrm>
-                    <a:prstGeom prst="rect"/>
+                    <a:prstGeom prst="rect">
+                      <a:avLst/>
+                    </a:prstGeom>
                   </pic:spPr>
                 </pic:pic>
               </a:graphicData>
@@ -1695,14 +1753,56 @@
     <w:p>
       <w:pPr>
         <w:pStyle w:val="Command"/>
-        <w:keepLines/>
       </w:pPr>
       <w:r>
-        <w:t>Set-Location "$env:USERPROFILE\Proyectos\trabajo-ing-software"</w:t>
+        <w:t>cd</w:t>
+      </w:r>
+      <w:r>
+        <w:t xml:space="preserve"> "$</w:t>
+      </w:r>
+      <w:proofErr w:type="spellStart"/>
+      <w:proofErr w:type="gramStart"/>
+      <w:r>
+        <w:t>env:USERPROFILE</w:t>
+      </w:r>
+      <w:proofErr w:type="spellEnd"/>
+      <w:proofErr w:type="gramEnd"/>
+      <w:r>
+        <w:t>\</w:t>
+      </w:r>
+      <w:proofErr w:type="spellStart"/>
+      <w:r>
+        <w:t>Proyectos</w:t>
+      </w:r>
+      <w:proofErr w:type="spellEnd"/>
+      <w:r>
+        <w:t>\</w:t>
+      </w:r>
+      <w:proofErr w:type="spellStart"/>
+      <w:r>
+        <w:t>trabajo</w:t>
+      </w:r>
+      <w:proofErr w:type="spellEnd"/>
+      <w:r>
+        <w:t>-</w:t>
+      </w:r>
+      <w:proofErr w:type="spellStart"/>
+      <w:r>
+        <w:t>ing</w:t>
+      </w:r>
+      <w:proofErr w:type="spellEnd"/>
+      <w:r>
+        <w:t>-software"</w:t>
+      </w:r>
+      <w:r>
         <w:br/>
         <w:t>python scripts/sera.py doctor</w:t>
+      </w:r>
+      <w:r>
         <w:br/>
         <w:t>python scripts/sera.py setup</w:t>
+      </w:r>
+      <w:r>
         <w:br/>
         <w:t>python scripts/sera.py start --demo</w:t>
       </w:r>
@@ -1714,6 +1814,7 @@
     </w:p>
     <w:p>
       <w:r>
+        <w:lastRenderedPageBreak/>
         <w:t>start --demo inicia el JAR de la API y Vite, espera que respondan y carga los datos de demostración. Deje esta terminal abierta. La API se ejecuta en UTC y los horarios de negocio corresponden a Argentina.</w:t>
       </w:r>
     </w:p>
@@ -1743,16 +1844,20 @@
         <w:jc w:val="center"/>
       </w:pPr>
       <w:r>
+        <w:rPr>
+          <w:noProof/>
+        </w:rPr>
         <w:drawing>
-          <wp:inline xmlns:a="http://schemas.openxmlformats.org/drawingml/2006/main" xmlns:pic="http://schemas.openxmlformats.org/drawingml/2006/picture">
+          <wp:inline distT="0" distB="0" distL="0" distR="0" wp14:anchorId="5A16E90F" wp14:editId="3BF7DDAF">
             <wp:extent cx="5852160" cy="885065"/>
+            <wp:effectExtent l="0" t="0" r="0" b="0"/>
             <wp:docPr id="3" name="Picture 3" descr="PostgreSQL activo y consulta de la base local sera"/>
             <wp:cNvGraphicFramePr>
-              <a:graphicFrameLocks noChangeAspect="1"/>
+              <a:graphicFrameLocks xmlns:a="http://schemas.openxmlformats.org/drawingml/2006/main" noChangeAspect="1"/>
             </wp:cNvGraphicFramePr>
-            <a:graphic>
+            <a:graphic xmlns:a="http://schemas.openxmlformats.org/drawingml/2006/main">
               <a:graphicData uri="http://schemas.openxmlformats.org/drawingml/2006/picture">
-                <pic:pic>
+                <pic:pic xmlns:pic="http://schemas.openxmlformats.org/drawingml/2006/picture">
                   <pic:nvPicPr>
                     <pic:cNvPr id="0" name="image.png"/>
                     <pic:cNvPicPr/>
@@ -1768,7 +1873,9 @@
                       <a:off x="0" y="0"/>
                       <a:ext cx="5852160" cy="885065"/>
                     </a:xfrm>
-                    <a:prstGeom prst="rect"/>
+                    <a:prstGeom prst="rect">
+                      <a:avLst/>
+                    </a:prstGeom>
                   </pic:spPr>
                 </pic:pic>
               </a:graphicData>
@@ -1802,12 +1909,15 @@
     <w:p>
       <w:pPr>
         <w:pStyle w:val="Command"/>
-        <w:keepLines/>
       </w:pPr>
       <w:r>
         <w:t>python3 scripts/sera.py doctor</w:t>
+      </w:r>
+      <w:r>
         <w:br/>
         <w:t>python3 scripts/sera.py setup</w:t>
+      </w:r>
+      <w:r>
         <w:br/>
         <w:t>python3 scripts/sera.py start --demo</w:t>
       </w:r>
@@ -1827,14 +1937,14 @@
     </w:p>
     <w:tbl>
       <w:tblPr>
-        <w:tblW w:type="auto" w:w="0"/>
+        <w:tblW w:w="0" w:type="auto"/>
         <w:tblLayout w:type="fixed"/>
-        <w:tblLook w:firstColumn="1" w:firstRow="1" w:lastColumn="0" w:lastRow="0" w:noHBand="0" w:noVBand="1" w:val="04A0"/>
+        <w:tblLook w:val="04A0" w:firstRow="1" w:lastRow="0" w:firstColumn="1" w:lastColumn="0" w:noHBand="0" w:noVBand="1"/>
       </w:tblPr>
       <w:tblGrid>
-        <w:gridCol w:w="3250"/>
-        <w:gridCol w:w="3250"/>
-        <w:gridCol w:w="3250"/>
+        <w:gridCol w:w="2952"/>
+        <w:gridCol w:w="1152"/>
+        <w:gridCol w:w="5472"/>
       </w:tblGrid>
       <w:tr>
         <w:trPr>
@@ -1843,25 +1953,25 @@
         </w:trPr>
         <w:tc>
           <w:tcPr>
-            <w:tcW w:type="dxa" w:w="2952"/>
-            <w:vAlign w:val="center"/>
+            <w:tcW w:w="2952" w:type="dxa"/>
             <w:tcBorders>
-              <w:top w:val="single" w:sz="4" w:color="D9D9D9"/>
-              <w:left w:val="single" w:sz="4" w:color="D9D9D9"/>
-              <w:bottom w:val="single" w:sz="4" w:color="D9D9D9"/>
-              <w:right w:val="single" w:sz="4" w:color="D9D9D9"/>
+              <w:top w:val="single" w:sz="4" w:space="0" w:color="D9D9D9"/>
+              <w:left w:val="single" w:sz="4" w:space="0" w:color="D9D9D9"/>
+              <w:bottom w:val="single" w:sz="4" w:space="0" w:color="D9D9D9"/>
+              <w:right w:val="single" w:sz="4" w:space="0" w:color="D9D9D9"/>
             </w:tcBorders>
-            <w:shd w:fill="E6ECF2"/>
+            <w:shd w:val="clear" w:color="auto" w:fill="E6ECF2"/>
             <w:tcMar>
               <w:top w:w="90" w:type="dxa"/>
               <w:left w:w="90" w:type="dxa"/>
               <w:bottom w:w="90" w:type="dxa"/>
               <w:right w:w="90" w:type="dxa"/>
             </w:tcMar>
+            <w:vAlign w:val="center"/>
           </w:tcPr>
           <w:p>
             <w:pPr>
-              <w:spacing w:after="60" w:before="60"/>
+              <w:spacing w:before="60" w:after="60"/>
             </w:pPr>
             <w:r>
               <w:rPr>
@@ -1874,25 +1984,25 @@
         </w:tc>
         <w:tc>
           <w:tcPr>
-            <w:tcW w:type="dxa" w:w="1152"/>
-            <w:vAlign w:val="center"/>
+            <w:tcW w:w="1152" w:type="dxa"/>
             <w:tcBorders>
-              <w:top w:val="single" w:sz="4" w:color="D9D9D9"/>
-              <w:left w:val="single" w:sz="4" w:color="D9D9D9"/>
-              <w:bottom w:val="single" w:sz="4" w:color="D9D9D9"/>
-              <w:right w:val="single" w:sz="4" w:color="D9D9D9"/>
+              <w:top w:val="single" w:sz="4" w:space="0" w:color="D9D9D9"/>
+              <w:left w:val="single" w:sz="4" w:space="0" w:color="D9D9D9"/>
+              <w:bottom w:val="single" w:sz="4" w:space="0" w:color="D9D9D9"/>
+              <w:right w:val="single" w:sz="4" w:space="0" w:color="D9D9D9"/>
             </w:tcBorders>
-            <w:shd w:fill="E6ECF2"/>
+            <w:shd w:val="clear" w:color="auto" w:fill="E6ECF2"/>
             <w:tcMar>
               <w:top w:w="90" w:type="dxa"/>
               <w:left w:w="90" w:type="dxa"/>
               <w:bottom w:w="90" w:type="dxa"/>
               <w:right w:w="90" w:type="dxa"/>
             </w:tcMar>
+            <w:vAlign w:val="center"/>
           </w:tcPr>
           <w:p>
             <w:pPr>
-              <w:spacing w:after="60" w:before="60"/>
+              <w:spacing w:before="60" w:after="60"/>
             </w:pPr>
             <w:r>
               <w:rPr>
@@ -1905,25 +2015,25 @@
         </w:tc>
         <w:tc>
           <w:tcPr>
-            <w:tcW w:type="dxa" w:w="5472"/>
-            <w:vAlign w:val="center"/>
+            <w:tcW w:w="5472" w:type="dxa"/>
             <w:tcBorders>
-              <w:top w:val="single" w:sz="4" w:color="D9D9D9"/>
-              <w:left w:val="single" w:sz="4" w:color="D9D9D9"/>
-              <w:bottom w:val="single" w:sz="4" w:color="D9D9D9"/>
-              <w:right w:val="single" w:sz="4" w:color="D9D9D9"/>
+              <w:top w:val="single" w:sz="4" w:space="0" w:color="D9D9D9"/>
+              <w:left w:val="single" w:sz="4" w:space="0" w:color="D9D9D9"/>
+              <w:bottom w:val="single" w:sz="4" w:space="0" w:color="D9D9D9"/>
+              <w:right w:val="single" w:sz="4" w:space="0" w:color="D9D9D9"/>
             </w:tcBorders>
-            <w:shd w:fill="E6ECF2"/>
+            <w:shd w:val="clear" w:color="auto" w:fill="E6ECF2"/>
             <w:tcMar>
               <w:top w:w="90" w:type="dxa"/>
               <w:left w:w="90" w:type="dxa"/>
               <w:bottom w:w="90" w:type="dxa"/>
               <w:right w:w="90" w:type="dxa"/>
             </w:tcMar>
+            <w:vAlign w:val="center"/>
           </w:tcPr>
           <w:p>
             <w:pPr>
-              <w:spacing w:after="60" w:before="60"/>
+              <w:spacing w:before="60" w:after="60"/>
             </w:pPr>
             <w:r>
               <w:rPr>
@@ -1941,25 +2051,25 @@
         </w:trPr>
         <w:tc>
           <w:tcPr>
-            <w:tcW w:type="dxa" w:w="2952"/>
-            <w:vAlign w:val="center"/>
+            <w:tcW w:w="2952" w:type="dxa"/>
             <w:tcBorders>
-              <w:top w:val="single" w:sz="4" w:color="D9D9D9"/>
-              <w:left w:val="single" w:sz="4" w:color="D9D9D9"/>
-              <w:bottom w:val="single" w:sz="4" w:color="D9D9D9"/>
-              <w:right w:val="single" w:sz="4" w:color="D9D9D9"/>
+              <w:top w:val="single" w:sz="4" w:space="0" w:color="D9D9D9"/>
+              <w:left w:val="single" w:sz="4" w:space="0" w:color="D9D9D9"/>
+              <w:bottom w:val="single" w:sz="4" w:space="0" w:color="D9D9D9"/>
+              <w:right w:val="single" w:sz="4" w:space="0" w:color="D9D9D9"/>
             </w:tcBorders>
-            <w:shd w:fill="FFFFFF"/>
+            <w:shd w:val="clear" w:color="auto" w:fill="FFFFFF"/>
             <w:tcMar>
               <w:top w:w="90" w:type="dxa"/>
               <w:left w:w="90" w:type="dxa"/>
               <w:bottom w:w="90" w:type="dxa"/>
               <w:right w:w="90" w:type="dxa"/>
             </w:tcMar>
+            <w:vAlign w:val="center"/>
           </w:tcPr>
           <w:p>
             <w:pPr>
-              <w:spacing w:after="60" w:before="60"/>
+              <w:spacing w:before="60" w:after="60"/>
             </w:pPr>
             <w:r>
               <w:rPr>
@@ -1971,25 +2081,25 @@
         </w:tc>
         <w:tc>
           <w:tcPr>
-            <w:tcW w:type="dxa" w:w="1152"/>
-            <w:vAlign w:val="center"/>
+            <w:tcW w:w="1152" w:type="dxa"/>
             <w:tcBorders>
-              <w:top w:val="single" w:sz="4" w:color="D9D9D9"/>
-              <w:left w:val="single" w:sz="4" w:color="D9D9D9"/>
-              <w:bottom w:val="single" w:sz="4" w:color="D9D9D9"/>
-              <w:right w:val="single" w:sz="4" w:color="D9D9D9"/>
+              <w:top w:val="single" w:sz="4" w:space="0" w:color="D9D9D9"/>
+              <w:left w:val="single" w:sz="4" w:space="0" w:color="D9D9D9"/>
+              <w:bottom w:val="single" w:sz="4" w:space="0" w:color="D9D9D9"/>
+              <w:right w:val="single" w:sz="4" w:space="0" w:color="D9D9D9"/>
             </w:tcBorders>
-            <w:shd w:fill="FFFFFF"/>
+            <w:shd w:val="clear" w:color="auto" w:fill="FFFFFF"/>
             <w:tcMar>
               <w:top w:w="90" w:type="dxa"/>
               <w:left w:w="90" w:type="dxa"/>
               <w:bottom w:w="90" w:type="dxa"/>
               <w:right w:w="90" w:type="dxa"/>
             </w:tcMar>
+            <w:vAlign w:val="center"/>
           </w:tcPr>
           <w:p>
             <w:pPr>
-              <w:spacing w:after="60" w:before="60"/>
+              <w:spacing w:before="60" w:after="60"/>
             </w:pPr>
             <w:r>
               <w:rPr>
@@ -2001,25 +2111,25 @@
         </w:tc>
         <w:tc>
           <w:tcPr>
-            <w:tcW w:type="dxa" w:w="5472"/>
-            <w:vAlign w:val="center"/>
+            <w:tcW w:w="5472" w:type="dxa"/>
             <w:tcBorders>
-              <w:top w:val="single" w:sz="4" w:color="D9D9D9"/>
-              <w:left w:val="single" w:sz="4" w:color="D9D9D9"/>
-              <w:bottom w:val="single" w:sz="4" w:color="D9D9D9"/>
-              <w:right w:val="single" w:sz="4" w:color="D9D9D9"/>
+              <w:top w:val="single" w:sz="4" w:space="0" w:color="D9D9D9"/>
+              <w:left w:val="single" w:sz="4" w:space="0" w:color="D9D9D9"/>
+              <w:bottom w:val="single" w:sz="4" w:space="0" w:color="D9D9D9"/>
+              <w:right w:val="single" w:sz="4" w:space="0" w:color="D9D9D9"/>
             </w:tcBorders>
-            <w:shd w:fill="FFFFFF"/>
+            <w:shd w:val="clear" w:color="auto" w:fill="FFFFFF"/>
             <w:tcMar>
               <w:top w:w="90" w:type="dxa"/>
               <w:left w:w="90" w:type="dxa"/>
               <w:bottom w:w="90" w:type="dxa"/>
               <w:right w:w="90" w:type="dxa"/>
             </w:tcMar>
+            <w:vAlign w:val="center"/>
           </w:tcPr>
           <w:p>
             <w:pPr>
-              <w:spacing w:after="60" w:before="60"/>
+              <w:spacing w:before="60" w:after="60"/>
             </w:pPr>
             <w:r>
               <w:rPr>
@@ -2036,25 +2146,25 @@
         </w:trPr>
         <w:tc>
           <w:tcPr>
-            <w:tcW w:type="dxa" w:w="2952"/>
-            <w:vAlign w:val="center"/>
+            <w:tcW w:w="2952" w:type="dxa"/>
             <w:tcBorders>
-              <w:top w:val="single" w:sz="4" w:color="D9D9D9"/>
-              <w:left w:val="single" w:sz="4" w:color="D9D9D9"/>
-              <w:bottom w:val="single" w:sz="4" w:color="D9D9D9"/>
-              <w:right w:val="single" w:sz="4" w:color="D9D9D9"/>
+              <w:top w:val="single" w:sz="4" w:space="0" w:color="D9D9D9"/>
+              <w:left w:val="single" w:sz="4" w:space="0" w:color="D9D9D9"/>
+              <w:bottom w:val="single" w:sz="4" w:space="0" w:color="D9D9D9"/>
+              <w:right w:val="single" w:sz="4" w:space="0" w:color="D9D9D9"/>
             </w:tcBorders>
-            <w:shd w:fill="FFFFFF"/>
+            <w:shd w:val="clear" w:color="auto" w:fill="FFFFFF"/>
             <w:tcMar>
               <w:top w:w="90" w:type="dxa"/>
               <w:left w:w="90" w:type="dxa"/>
               <w:bottom w:w="90" w:type="dxa"/>
               <w:right w:w="90" w:type="dxa"/>
             </w:tcMar>
+            <w:vAlign w:val="center"/>
           </w:tcPr>
           <w:p>
             <w:pPr>
-              <w:spacing w:after="60" w:before="60"/>
+              <w:spacing w:before="60" w:after="60"/>
             </w:pPr>
             <w:r>
               <w:rPr>
@@ -2066,25 +2176,25 @@
         </w:tc>
         <w:tc>
           <w:tcPr>
-            <w:tcW w:type="dxa" w:w="1152"/>
-            <w:vAlign w:val="center"/>
+            <w:tcW w:w="1152" w:type="dxa"/>
             <w:tcBorders>
-              <w:top w:val="single" w:sz="4" w:color="D9D9D9"/>
-              <w:left w:val="single" w:sz="4" w:color="D9D9D9"/>
-              <w:bottom w:val="single" w:sz="4" w:color="D9D9D9"/>
-              <w:right w:val="single" w:sz="4" w:color="D9D9D9"/>
+              <w:top w:val="single" w:sz="4" w:space="0" w:color="D9D9D9"/>
+              <w:left w:val="single" w:sz="4" w:space="0" w:color="D9D9D9"/>
+              <w:bottom w:val="single" w:sz="4" w:space="0" w:color="D9D9D9"/>
+              <w:right w:val="single" w:sz="4" w:space="0" w:color="D9D9D9"/>
             </w:tcBorders>
-            <w:shd w:fill="FFFFFF"/>
+            <w:shd w:val="clear" w:color="auto" w:fill="FFFFFF"/>
             <w:tcMar>
               <w:top w:w="90" w:type="dxa"/>
               <w:left w:w="90" w:type="dxa"/>
               <w:bottom w:w="90" w:type="dxa"/>
               <w:right w:w="90" w:type="dxa"/>
             </w:tcMar>
+            <w:vAlign w:val="center"/>
           </w:tcPr>
           <w:p>
             <w:pPr>
-              <w:spacing w:after="60" w:before="60"/>
+              <w:spacing w:before="60" w:after="60"/>
             </w:pPr>
             <w:r>
               <w:rPr>
@@ -2096,25 +2206,25 @@
         </w:tc>
         <w:tc>
           <w:tcPr>
-            <w:tcW w:type="dxa" w:w="5472"/>
-            <w:vAlign w:val="center"/>
+            <w:tcW w:w="5472" w:type="dxa"/>
             <w:tcBorders>
-              <w:top w:val="single" w:sz="4" w:color="D9D9D9"/>
-              <w:left w:val="single" w:sz="4" w:color="D9D9D9"/>
-              <w:bottom w:val="single" w:sz="4" w:color="D9D9D9"/>
-              <w:right w:val="single" w:sz="4" w:color="D9D9D9"/>
+              <w:top w:val="single" w:sz="4" w:space="0" w:color="D9D9D9"/>
+              <w:left w:val="single" w:sz="4" w:space="0" w:color="D9D9D9"/>
+              <w:bottom w:val="single" w:sz="4" w:space="0" w:color="D9D9D9"/>
+              <w:right w:val="single" w:sz="4" w:space="0" w:color="D9D9D9"/>
             </w:tcBorders>
-            <w:shd w:fill="FFFFFF"/>
+            <w:shd w:val="clear" w:color="auto" w:fill="FFFFFF"/>
             <w:tcMar>
               <w:top w:w="90" w:type="dxa"/>
               <w:left w:w="90" w:type="dxa"/>
               <w:bottom w:w="90" w:type="dxa"/>
               <w:right w:w="90" w:type="dxa"/>
             </w:tcMar>
+            <w:vAlign w:val="center"/>
           </w:tcPr>
           <w:p>
             <w:pPr>
-              <w:spacing w:after="60" w:before="60"/>
+              <w:spacing w:before="60" w:after="60"/>
             </w:pPr>
             <w:r>
               <w:rPr>
@@ -2131,25 +2241,25 @@
         </w:trPr>
         <w:tc>
           <w:tcPr>
-            <w:tcW w:type="dxa" w:w="2952"/>
-            <w:vAlign w:val="center"/>
+            <w:tcW w:w="2952" w:type="dxa"/>
             <w:tcBorders>
-              <w:top w:val="single" w:sz="4" w:color="D9D9D9"/>
-              <w:left w:val="single" w:sz="4" w:color="D9D9D9"/>
-              <w:bottom w:val="single" w:sz="4" w:color="D9D9D9"/>
-              <w:right w:val="single" w:sz="4" w:color="D9D9D9"/>
+              <w:top w:val="single" w:sz="4" w:space="0" w:color="D9D9D9"/>
+              <w:left w:val="single" w:sz="4" w:space="0" w:color="D9D9D9"/>
+              <w:bottom w:val="single" w:sz="4" w:space="0" w:color="D9D9D9"/>
+              <w:right w:val="single" w:sz="4" w:space="0" w:color="D9D9D9"/>
             </w:tcBorders>
-            <w:shd w:fill="FFFFFF"/>
+            <w:shd w:val="clear" w:color="auto" w:fill="FFFFFF"/>
             <w:tcMar>
               <w:top w:w="90" w:type="dxa"/>
               <w:left w:w="90" w:type="dxa"/>
               <w:bottom w:w="90" w:type="dxa"/>
               <w:right w:w="90" w:type="dxa"/>
             </w:tcMar>
+            <w:vAlign w:val="center"/>
           </w:tcPr>
           <w:p>
             <w:pPr>
-              <w:spacing w:after="60" w:before="60"/>
+              <w:spacing w:before="60" w:after="60"/>
             </w:pPr>
             <w:r>
               <w:rPr>
@@ -2161,25 +2271,25 @@
         </w:tc>
         <w:tc>
           <w:tcPr>
-            <w:tcW w:type="dxa" w:w="1152"/>
-            <w:vAlign w:val="center"/>
+            <w:tcW w:w="1152" w:type="dxa"/>
             <w:tcBorders>
-              <w:top w:val="single" w:sz="4" w:color="D9D9D9"/>
-              <w:left w:val="single" w:sz="4" w:color="D9D9D9"/>
-              <w:bottom w:val="single" w:sz="4" w:color="D9D9D9"/>
-              <w:right w:val="single" w:sz="4" w:color="D9D9D9"/>
+              <w:top w:val="single" w:sz="4" w:space="0" w:color="D9D9D9"/>
+              <w:left w:val="single" w:sz="4" w:space="0" w:color="D9D9D9"/>
+              <w:bottom w:val="single" w:sz="4" w:space="0" w:color="D9D9D9"/>
+              <w:right w:val="single" w:sz="4" w:space="0" w:color="D9D9D9"/>
             </w:tcBorders>
-            <w:shd w:fill="FFFFFF"/>
+            <w:shd w:val="clear" w:color="auto" w:fill="FFFFFF"/>
             <w:tcMar>
               <w:top w:w="90" w:type="dxa"/>
               <w:left w:w="90" w:type="dxa"/>
               <w:bottom w:w="90" w:type="dxa"/>
               <w:right w:w="90" w:type="dxa"/>
             </w:tcMar>
+            <w:vAlign w:val="center"/>
           </w:tcPr>
           <w:p>
             <w:pPr>
-              <w:spacing w:after="60" w:before="60"/>
+              <w:spacing w:before="60" w:after="60"/>
             </w:pPr>
             <w:r>
               <w:rPr>
@@ -2191,25 +2301,25 @@
         </w:tc>
         <w:tc>
           <w:tcPr>
-            <w:tcW w:type="dxa" w:w="5472"/>
-            <w:vAlign w:val="center"/>
+            <w:tcW w:w="5472" w:type="dxa"/>
             <w:tcBorders>
-              <w:top w:val="single" w:sz="4" w:color="D9D9D9"/>
-              <w:left w:val="single" w:sz="4" w:color="D9D9D9"/>
-              <w:bottom w:val="single" w:sz="4" w:color="D9D9D9"/>
-              <w:right w:val="single" w:sz="4" w:color="D9D9D9"/>
+              <w:top w:val="single" w:sz="4" w:space="0" w:color="D9D9D9"/>
+              <w:left w:val="single" w:sz="4" w:space="0" w:color="D9D9D9"/>
+              <w:bottom w:val="single" w:sz="4" w:space="0" w:color="D9D9D9"/>
+              <w:right w:val="single" w:sz="4" w:space="0" w:color="D9D9D9"/>
             </w:tcBorders>
-            <w:shd w:fill="FFFFFF"/>
+            <w:shd w:val="clear" w:color="auto" w:fill="FFFFFF"/>
             <w:tcMar>
               <w:top w:w="90" w:type="dxa"/>
               <w:left w:w="90" w:type="dxa"/>
               <w:bottom w:w="90" w:type="dxa"/>
               <w:right w:w="90" w:type="dxa"/>
             </w:tcMar>
+            <w:vAlign w:val="center"/>
           </w:tcPr>
           <w:p>
             <w:pPr>
-              <w:spacing w:after="60" w:before="60"/>
+              <w:spacing w:before="60" w:after="60"/>
             </w:pPr>
             <w:r>
               <w:rPr>
@@ -2232,22 +2342,27 @@
         <w:jc w:val="center"/>
       </w:pPr>
       <w:r>
+        <w:rPr>
+          <w:noProof/>
+        </w:rPr>
+        <w:lastRenderedPageBreak/>
         <w:drawing>
-          <wp:inline xmlns:a="http://schemas.openxmlformats.org/drawingml/2006/main" xmlns:pic="http://schemas.openxmlformats.org/drawingml/2006/picture">
+          <wp:inline distT="0" distB="0" distL="0" distR="0" wp14:anchorId="2F00585E" wp14:editId="3B4AE72A">
             <wp:extent cx="5029200" cy="3352800"/>
+            <wp:effectExtent l="0" t="0" r="0" b="0"/>
             <wp:docPr id="4" name="Picture 4" descr="Figura 1 Inicio de sesión en SERA"/>
             <wp:cNvGraphicFramePr>
-              <a:graphicFrameLocks noChangeAspect="1"/>
+              <a:graphicFrameLocks xmlns:a="http://schemas.openxmlformats.org/drawingml/2006/main" noChangeAspect="1"/>
             </wp:cNvGraphicFramePr>
-            <a:graphic>
+            <a:graphic xmlns:a="http://schemas.openxmlformats.org/drawingml/2006/main">
               <a:graphicData uri="http://schemas.openxmlformats.org/drawingml/2006/picture">
-                <pic:pic>
+                <pic:pic xmlns:pic="http://schemas.openxmlformats.org/drawingml/2006/picture">
                   <pic:nvPicPr>
                     <pic:cNvPr id="0" name="01-acceso.png"/>
                     <pic:cNvPicPr/>
                   </pic:nvPicPr>
                   <pic:blipFill>
-                    <a:blip r:embed="rId23"/>
+                    <a:blip r:embed="rId15"/>
                     <a:stretch>
                       <a:fillRect/>
                     </a:stretch>
@@ -2257,7 +2372,9 @@
                       <a:off x="0" y="0"/>
                       <a:ext cx="5029200" cy="3352800"/>
                     </a:xfrm>
-                    <a:prstGeom prst="rect"/>
+                    <a:prstGeom prst="rect">
+                      <a:avLst/>
+                    </a:prstGeom>
                   </pic:spPr>
                 </pic:pic>
               </a:graphicData>
@@ -2269,7 +2386,6 @@
     <w:p>
       <w:pPr>
         <w:pStyle w:val="Descripcin"/>
-        <w:keepLines/>
         <w:jc w:val="center"/>
       </w:pPr>
       <w:r>
@@ -2307,10 +2423,11 @@
     <w:p>
       <w:pPr>
         <w:pStyle w:val="Command"/>
-        <w:keepLines/>
       </w:pPr>
       <w:r>
         <w:t>Invoke-RestMethod 'http://localhost:4500/api/health'</w:t>
+      </w:r>
+      <w:r>
         <w:br/>
         <w:t>Invoke-RestMethod 'http://localhost:5173/api/health'</w:t>
       </w:r>
@@ -2328,12 +2445,15 @@
     <w:p>
       <w:pPr>
         <w:pStyle w:val="Command"/>
-        <w:keepLines/>
       </w:pPr>
       <w:r>
         <w:t>docker compose ps</w:t>
+      </w:r>
+      <w:r>
         <w:br/>
         <w:t>docker compose exec -T postgres psql -U sera -d sera -c `</w:t>
+      </w:r>
+      <w:r>
         <w:br/>
         <w:t xml:space="preserve">  "SELECT version, description, success FROM flyway_schema_history ORDER BY installed_rank;"</w:t>
       </w:r>
@@ -2343,858 +2463,8 @@
         <w:t>PostgreSQL debe aparecer como healthy y la migración 1 como exitosa. Luego inicie sesión con el socio y abra Mi membresía y Mis pagos para comprobar que los datos de la demo están disponibles.</w:t>
       </w:r>
     </w:p>
-    <w:p>
-      <w:pPr>
-        <w:pStyle w:val="Ttulo1"/>
-      </w:pPr>
-      <w:r>
-        <w:t>7 Recorrido para la presentación</w:t>
-      </w:r>
-    </w:p>
-    <w:p>
-      <w:r>
-        <w:t>La guía docs/GUIA_USUARIO.md explica las operaciones y los estados de cada pantalla. El siguiente recorrido permite presentar las funciones principales usando las tres cuentas de demo.</w:t>
-      </w:r>
-    </w:p>
-    <w:p>
-      <w:pPr>
-        <w:pStyle w:val="Ttulo2"/>
-      </w:pPr>
-      <w:r>
-        <w:t>Administración y membresía</w:t>
-      </w:r>
-    </w:p>
-    <w:p>
-      <w:r>
-        <w:t>1. Entre como admin@sera.local. Revise usuarios, socios, espacios, horarios, tarifas y el nivel de membresía. La verificación de la relación con UNSE se realiza desde administración.</w:t>
-      </w:r>
-    </w:p>
-    <w:p>
-      <w:pPr>
-        <w:keepNext/>
-        <w:jc w:val="center"/>
-      </w:pPr>
-      <w:r>
-        <w:drawing>
-          <wp:inline xmlns:a="http://schemas.openxmlformats.org/drawingml/2006/main" xmlns:pic="http://schemas.openxmlformats.org/drawingml/2006/picture">
-            <wp:extent cx="4206240" cy="5675503"/>
-            <wp:docPr id="5" name="Picture 5" descr="Figura 2 Espacio con sus horarios y tarifas"/>
-            <wp:cNvGraphicFramePr>
-              <a:graphicFrameLocks noChangeAspect="1"/>
-            </wp:cNvGraphicFramePr>
-            <a:graphic>
-              <a:graphicData uri="http://schemas.openxmlformats.org/drawingml/2006/picture">
-                <pic:pic>
-                  <pic:nvPicPr>
-                    <pic:cNvPr id="0" name="15-admin-espacios.png"/>
-                    <pic:cNvPicPr/>
-                  </pic:nvPicPr>
-                  <pic:blipFill>
-                    <a:blip r:embed="rId24"/>
-                    <a:stretch>
-                      <a:fillRect/>
-                    </a:stretch>
-                  </pic:blipFill>
-                  <pic:spPr>
-                    <a:xfrm>
-                      <a:off x="0" y="0"/>
-                      <a:ext cx="4206240" cy="5675503"/>
-                    </a:xfrm>
-                    <a:prstGeom prst="rect"/>
-                  </pic:spPr>
-                </pic:pic>
-              </a:graphicData>
-            </a:graphic>
-          </wp:inline>
-        </w:drawing>
-      </w:r>
-    </w:p>
-    <w:p>
-      <w:pPr>
-        <w:pStyle w:val="Descripcin"/>
-        <w:keepLines/>
-        <w:jc w:val="center"/>
-      </w:pPr>
-      <w:r>
-        <w:t>Figura 2 Espacio con sus horarios y tarifas</w:t>
-      </w:r>
-    </w:p>
-    <w:p>
-      <w:pPr>
-        <w:pStyle w:val="Ttulo2"/>
-        <w:pageBreakBefore/>
-      </w:pPr>
-      <w:r>
-        <w:t>Membresía y comprobantes</w:t>
-      </w:r>
-    </w:p>
-    <w:p>
-      <w:r>
-        <w:t>2. Cierre sesión y entre como socio@sera.local. En Mi membresía revise el estado activo; en Mis pagos consulte la cuota y la reserva aprobadas y sus comprobantes.</w:t>
-      </w:r>
-    </w:p>
-    <w:p>
-      <w:pPr>
-        <w:keepNext/>
-        <w:jc w:val="center"/>
-      </w:pPr>
-      <w:r>
-        <w:drawing>
-          <wp:inline xmlns:a="http://schemas.openxmlformats.org/drawingml/2006/main" xmlns:pic="http://schemas.openxmlformats.org/drawingml/2006/picture">
-            <wp:extent cx="5029200" cy="3352800"/>
-            <wp:docPr id="6" name="Picture 6" descr="Figura 3 Estado de la membresía del socio"/>
-            <wp:cNvGraphicFramePr>
-              <a:graphicFrameLocks noChangeAspect="1"/>
-            </wp:cNvGraphicFramePr>
-            <a:graphic>
-              <a:graphicData uri="http://schemas.openxmlformats.org/drawingml/2006/picture">
-                <pic:pic>
-                  <pic:nvPicPr>
-                    <pic:cNvPr id="0" name="05-estado-membresia.png"/>
-                    <pic:cNvPicPr/>
-                  </pic:nvPicPr>
-                  <pic:blipFill>
-                    <a:blip r:embed="rId25"/>
-                    <a:stretch>
-                      <a:fillRect/>
-                    </a:stretch>
-                  </pic:blipFill>
-                  <pic:spPr>
-                    <a:xfrm>
-                      <a:off x="0" y="0"/>
-                      <a:ext cx="5029200" cy="3352800"/>
-                    </a:xfrm>
-                    <a:prstGeom prst="rect"/>
-                  </pic:spPr>
-                </pic:pic>
-              </a:graphicData>
-            </a:graphic>
-          </wp:inline>
-        </w:drawing>
-      </w:r>
-    </w:p>
-    <w:p>
-      <w:pPr>
-        <w:pStyle w:val="Descripcin"/>
-        <w:keepLines/>
-        <w:jc w:val="center"/>
-      </w:pPr>
-      <w:r>
-        <w:t>Figura 3 Estado de la membresía del socio</w:t>
-      </w:r>
-    </w:p>
-    <w:p>
-      <w:pPr>
-        <w:keepNext/>
-        <w:jc w:val="center"/>
-      </w:pPr>
-      <w:r>
-        <w:drawing>
-          <wp:inline xmlns:a="http://schemas.openxmlformats.org/drawingml/2006/main" xmlns:pic="http://schemas.openxmlformats.org/drawingml/2006/picture">
-            <wp:extent cx="5029200" cy="3352800"/>
-            <wp:docPr id="7" name="Picture 7" descr="Figura 4 Pagos y comprobantes del socio"/>
-            <wp:cNvGraphicFramePr>
-              <a:graphicFrameLocks noChangeAspect="1"/>
-            </wp:cNvGraphicFramePr>
-            <a:graphic>
-              <a:graphicData uri="http://schemas.openxmlformats.org/drawingml/2006/picture">
-                <pic:pic>
-                  <pic:nvPicPr>
-                    <pic:cNvPr id="0" name="06-pagos.png"/>
-                    <pic:cNvPicPr/>
-                  </pic:nvPicPr>
-                  <pic:blipFill>
-                    <a:blip r:embed="rId26"/>
-                    <a:stretch>
-                      <a:fillRect/>
-                    </a:stretch>
-                  </pic:blipFill>
-                  <pic:spPr>
-                    <a:xfrm>
-                      <a:off x="0" y="0"/>
-                      <a:ext cx="5029200" cy="3352800"/>
-                    </a:xfrm>
-                    <a:prstGeom prst="rect"/>
-                  </pic:spPr>
-                </pic:pic>
-              </a:graphicData>
-            </a:graphic>
-          </wp:inline>
-        </w:drawing>
-      </w:r>
-    </w:p>
-    <w:p>
-      <w:pPr>
-        <w:pStyle w:val="Descripcin"/>
-        <w:keepLines/>
-        <w:jc w:val="center"/>
-      </w:pPr>
-      <w:r>
-        <w:t>Figura 4 Pagos y comprobantes del socio</w:t>
-      </w:r>
-    </w:p>
-    <w:p>
-      <w:pPr>
-        <w:pStyle w:val="Ttulo2"/>
-        <w:pageBreakBefore/>
-      </w:pPr>
-      <w:r>
-        <w:t>Encuestas e informes</w:t>
-      </w:r>
-    </w:p>
-    <w:p>
-      <w:r>
-        <w:t>3. Como socio, abra Encuestas, elija la reserva utilizada, responda las preguntas y envíe. Recargue la página para comprobar que la respuesta permanece guardada.</w:t>
-      </w:r>
-    </w:p>
-    <w:p>
-      <w:r>
-        <w:t>4. Vuelva a entrar como administrador. En Encuestas, abra los resultados y revise el titular, la reserva, el promedio y las respuestas.</w:t>
-      </w:r>
-    </w:p>
-    <w:p>
-      <w:pPr>
-        <w:keepNext/>
-        <w:jc w:val="center"/>
-      </w:pPr>
-      <w:r>
-        <w:drawing>
-          <wp:inline xmlns:a="http://schemas.openxmlformats.org/drawingml/2006/main" xmlns:pic="http://schemas.openxmlformats.org/drawingml/2006/picture">
-            <wp:extent cx="5029200" cy="3352800"/>
-            <wp:docPr id="8" name="Picture 8" descr="Figura 5 Resultados de una encuesta en administración"/>
-            <wp:cNvGraphicFramePr>
-              <a:graphicFrameLocks noChangeAspect="1"/>
-            </wp:cNvGraphicFramePr>
-            <a:graphic>
-              <a:graphicData uri="http://schemas.openxmlformats.org/drawingml/2006/picture">
-                <pic:pic>
-                  <pic:nvPicPr>
-                    <pic:cNvPr id="0" name="20-admin-resultados.png"/>
-                    <pic:cNvPicPr/>
-                  </pic:nvPicPr>
-                  <pic:blipFill>
-                    <a:blip r:embed="rId27"/>
-                    <a:stretch>
-                      <a:fillRect/>
-                    </a:stretch>
-                  </pic:blipFill>
-                  <pic:spPr>
-                    <a:xfrm>
-                      <a:off x="0" y="0"/>
-                      <a:ext cx="5029200" cy="3352800"/>
-                    </a:xfrm>
-                    <a:prstGeom prst="rect"/>
-                  </pic:spPr>
-                </pic:pic>
-              </a:graphicData>
-            </a:graphic>
-          </wp:inline>
-        </w:drawing>
-      </w:r>
-    </w:p>
-    <w:p>
-      <w:pPr>
-        <w:pStyle w:val="Descripcin"/>
-        <w:keepLines/>
-        <w:jc w:val="center"/>
-      </w:pPr>
-      <w:r>
-        <w:t>Figura 5 Resultados de una encuesta en administración</w:t>
-      </w:r>
-    </w:p>
-    <w:p>
-      <w:r>
-        <w:t>5. Abra Informes y genere los informes de socios, reservas, pagos y uso de servicios. Cambie período, estado, relación o espacio, según el tipo. Descargue el CSV y consulte el historial para comprobar que conserva los filtros y resultados.</w:t>
-      </w:r>
-    </w:p>
-    <w:p>
-      <w:pPr>
-        <w:keepNext/>
-        <w:jc w:val="center"/>
-      </w:pPr>
-      <w:r>
-        <w:drawing>
-          <wp:inline xmlns:a="http://schemas.openxmlformats.org/drawingml/2006/main" xmlns:pic="http://schemas.openxmlformats.org/drawingml/2006/picture">
-            <wp:extent cx="5029200" cy="3352800"/>
-            <wp:docPr id="9" name="Picture 9" descr="Figura 6 Generación de informes con filtros"/>
-            <wp:cNvGraphicFramePr>
-              <a:graphicFrameLocks noChangeAspect="1"/>
-            </wp:cNvGraphicFramePr>
-            <a:graphic>
-              <a:graphicData uri="http://schemas.openxmlformats.org/drawingml/2006/picture">
-                <pic:pic>
-                  <pic:nvPicPr>
-                    <pic:cNvPr id="0" name="17-admin-informes.png"/>
-                    <pic:cNvPicPr/>
-                  </pic:nvPicPr>
-                  <pic:blipFill>
-                    <a:blip r:embed="rId28"/>
-                    <a:stretch>
-                      <a:fillRect/>
-                    </a:stretch>
-                  </pic:blipFill>
-                  <pic:spPr>
-                    <a:xfrm>
-                      <a:off x="0" y="0"/>
-                      <a:ext cx="5029200" cy="3352800"/>
-                    </a:xfrm>
-                    <a:prstGeom prst="rect"/>
-                  </pic:spPr>
-                </pic:pic>
-              </a:graphicData>
-            </a:graphic>
-          </wp:inline>
-        </w:drawing>
-      </w:r>
-    </w:p>
-    <w:p>
-      <w:pPr>
-        <w:pStyle w:val="Descripcin"/>
-        <w:keepLines/>
-        <w:jc w:val="center"/>
-      </w:pPr>
-      <w:r>
-        <w:t>Figura 6 Generación de informes con filtros</w:t>
-      </w:r>
-    </w:p>
-    <w:p>
-      <w:pPr>
-        <w:pStyle w:val="Ttulo2"/>
-        <w:pageBreakBefore/>
-      </w:pPr>
-      <w:r>
-        <w:t>Reserva y validación del ingreso</w:t>
-      </w:r>
-    </w:p>
-    <w:p>
-      <w:r>
-        <w:t>6. Como socio, cree una reserva futura en efectivo. Mientras el cobro esté pendiente no tendrá código de acceso. Entre como administrador y confirme el cobro desde Pagos; vuelva al detalle de la reserva del socio y revise el QR.</w:t>
-      </w:r>
-    </w:p>
-    <w:p>
-      <w:pPr>
-        <w:keepNext/>
-        <w:jc w:val="center"/>
-      </w:pPr>
-      <w:r>
-        <w:drawing>
-          <wp:inline xmlns:a="http://schemas.openxmlformats.org/drawingml/2006/main" xmlns:pic="http://schemas.openxmlformats.org/drawingml/2006/picture">
-            <wp:extent cx="4754880" cy="3169920"/>
-            <wp:docPr id="10" name="Picture 10" descr="Figura 7 Detalle de una reserva pagada con su código de acceso"/>
-            <wp:cNvGraphicFramePr>
-              <a:graphicFrameLocks noChangeAspect="1"/>
-            </wp:cNvGraphicFramePr>
-            <a:graphic>
-              <a:graphicData uri="http://schemas.openxmlformats.org/drawingml/2006/picture">
-                <pic:pic>
-                  <pic:nvPicPr>
-                    <pic:cNvPr id="0" name="09-qr-reserva.png"/>
-                    <pic:cNvPicPr/>
-                  </pic:nvPicPr>
-                  <pic:blipFill>
-                    <a:blip r:embed="rId29"/>
-                    <a:stretch>
-                      <a:fillRect/>
-                    </a:stretch>
-                  </pic:blipFill>
-                  <pic:spPr>
-                    <a:xfrm>
-                      <a:off x="0" y="0"/>
-                      <a:ext cx="4754880" cy="3169920"/>
-                    </a:xfrm>
-                    <a:prstGeom prst="rect"/>
-                  </pic:spPr>
-                </pic:pic>
-              </a:graphicData>
-            </a:graphic>
-          </wp:inline>
-        </w:drawing>
-      </w:r>
-    </w:p>
-    <w:p>
-      <w:pPr>
-        <w:pStyle w:val="Descripcin"/>
-        <w:keepLines/>
-        <w:jc w:val="center"/>
-      </w:pPr>
-      <w:r>
-        <w:t>Figura 7 Detalle de una reserva pagada con su código de acceso</w:t>
-      </w:r>
-    </w:p>
-    <w:p>
-      <w:r>
-        <w:t>7. Cancele la reserva antes del inicio. Compruebe que el horario vuelve a estar disponible y use el ticket en otra reserva, abonando la diferencia cuando corresponda.</w:t>
-      </w:r>
-    </w:p>
-    <w:p>
-      <w:r>
-        <w:t>8. Entre como staff@sera.local y abra Accesos. Pruebe el código de una reserva futura: debe rechazarse antes del horario. El código de la reserva utilizada de la demo también debe rechazarse porque ya registra un ingreso.</w:t>
-      </w:r>
-    </w:p>
-    <w:p>
-      <w:pPr>
-        <w:keepNext/>
-        <w:jc w:val="center"/>
-      </w:pPr>
-      <w:r>
-        <w:drawing>
-          <wp:inline xmlns:a="http://schemas.openxmlformats.org/drawingml/2006/main" xmlns:pic="http://schemas.openxmlformats.org/drawingml/2006/picture">
-            <wp:extent cx="4754880" cy="3169920"/>
-            <wp:docPr id="11" name="Picture 11" descr="Figura 8 Pantalla de validación de ingresos"/>
-            <wp:cNvGraphicFramePr>
-              <a:graphicFrameLocks noChangeAspect="1"/>
-            </wp:cNvGraphicFramePr>
-            <a:graphic>
-              <a:graphicData uri="http://schemas.openxmlformats.org/drawingml/2006/picture">
-                <pic:pic>
-                  <pic:nvPicPr>
-                    <pic:cNvPr id="0" name="21-accesos.png"/>
-                    <pic:cNvPicPr/>
-                  </pic:nvPicPr>
-                  <pic:blipFill>
-                    <a:blip r:embed="rId30"/>
-                    <a:stretch>
-                      <a:fillRect/>
-                    </a:stretch>
-                  </pic:blipFill>
-                  <pic:spPr>
-                    <a:xfrm>
-                      <a:off x="0" y="0"/>
-                      <a:ext cx="4754880" cy="3169920"/>
-                    </a:xfrm>
-                    <a:prstGeom prst="rect"/>
-                  </pic:spPr>
-                </pic:pic>
-              </a:graphicData>
-            </a:graphic>
-          </wp:inline>
-        </w:drawing>
-      </w:r>
-    </w:p>
-    <w:p>
-      <w:pPr>
-        <w:pStyle w:val="Descripcin"/>
-        <w:keepLines/>
-        <w:jc w:val="center"/>
-      </w:pPr>
-      <w:r>
-        <w:t>Figura 8 Pantalla de validación de ingresos</w:t>
-      </w:r>
-    </w:p>
-    <w:p>
-      <w:pPr>
-        <w:pStyle w:val="Ttulo1"/>
-        <w:pageBreakBefore/>
-      </w:pPr>
-      <w:r>
-        <w:t>8 Pagos y Mercado Pago</w:t>
-      </w:r>
-    </w:p>
-    <w:p>
-      <w:r>
-        <w:t>La presentación local puede realizarse con pagos en efectivo confirmados por administración. Repetir una confirmación no renueva dos veces la membresía ni genera otro código. El socio no puede confirmar efectivo ni consultar pagos ajenos. Un pago pendiente o rechazado no activa beneficios.</w:t>
-      </w:r>
-    </w:p>
-    <w:p>
-      <w:r>
-        <w:t>Mercado Pago está implementado para cuotas mediante Suscripciones y para reservas mediante Checkout Pro. El retorno al sitio con status=approved no acredita el pago: la API consulta al proveedor y valida el cobro. Los webhooks requieren firma. Un cobro que llega después de cancelar o vencer una reserva queda para revisión y no recupera el horario.</w:t>
-      </w:r>
-    </w:p>
-    <w:p>
-      <w:r>
-        <w:t>Para configurar el proveedor, consulte docs/MERCADO_PAGO.md y docs/RESERVAS.md. Para mostrar la web mediante ngrok, siga docs/DEVELOPMENT.md y permita el hostname del túnel. El servidor debe reenviar /api al backend para conservar las sesiones. Estas credenciales externas no son necesarias para la demo con efectivo.</w:t>
-      </w:r>
-    </w:p>
-    <w:p>
-      <w:pPr>
-        <w:pStyle w:val="Ttulo1"/>
-      </w:pPr>
-      <w:r>
-        <w:t>9 Reiniciar la demo y recuperar un respaldo</w:t>
-      </w:r>
-    </w:p>
-    <w:p>
-      <w:r>
-        <w:t>Detenga la API, la web y cualquier cliente conectado a la base sera. El siguiente comando reinicia los datos locales de la demo:</w:t>
-      </w:r>
-    </w:p>
-    <w:p>
-      <w:pPr>
-        <w:pStyle w:val="Command"/>
-        <w:keepLines/>
-      </w:pPr>
-      <w:r>
-        <w:t>python scripts/sera.py reset-demo --confirm REINICIAR-SERA-LOCAL</w:t>
-      </w:r>
-    </w:p>
-    <w:p>
-      <w:r>
-        <w:t>El comando solicita la contraseña, guarda un respaldo binario con pg_dump, elimina el esquema de la base sera, inicia la API para aplicar Flyway y vuelve a cargar la demo. Conserva el volumen de Docker y las otras bases del contenedor. Si hay conexiones abiertas o falla el respaldo, no realiza el borrado.</w:t>
-      </w:r>
-    </w:p>
-    <w:p>
-      <w:r>
-        <w:t>Los respaldos se guardan fuera del repositorio: %LOCALAPPDATA%/SERA/backups en Windows y ~/.local/share/SERA/backups en Linux/macOS. La consola informa la ruta exacta. Para cargar y comprobar la demo sin iniciar la web:</w:t>
-      </w:r>
-    </w:p>
-    <w:p>
-      <w:pPr>
-        <w:pStyle w:val="Command"/>
-        <w:keepLines/>
-      </w:pPr>
-      <w:r>
-        <w:t>python scripts/sera.py reset-demo --confirm REINICIAR-SERA-LOCAL --once</w:t>
-      </w:r>
-    </w:p>
-    <w:p>
-      <w:r>
-        <w:t>El reinicio no cancela suscripciones remotas de Mercado Pago. Para detener cobros externos, cancele la membresía desde el sistema antes del reinicio o administre la suscripción en el proveedor. El respaldo conserva las referencias de la base anterior.</w:t>
-      </w:r>
-    </w:p>
-    <w:p>
-      <w:pPr>
-        <w:pStyle w:val="Ttulo2"/>
-      </w:pPr>
-      <w:r>
-        <w:t>Restaurar un respaldo</w:t>
-      </w:r>
-    </w:p>
-    <w:p>
-      <w:r>
-        <w:t>Detenga la API y los clientes conectados a sera. Elija el archivo informado por la consola y reemplace la ruta del ejemplo. La restauración sustituye el esquema y los datos actuales de la base local:</w:t>
-      </w:r>
-    </w:p>
-    <w:p>
-      <w:pPr>
-        <w:pStyle w:val="Command"/>
-        <w:keepLines/>
-      </w:pPr>
-      <w:r>
-        <w:t>$container = docker compose ps -q postgres</w:t>
-        <w:br/>
-        <w:t>docker cp 'C:\ruta\sera-fecha.dump' "${container}:/tmp/sera-backup.dump"</w:t>
-        <w:br/>
-        <w:t>docker compose exec -T postgres psql -U sera -d sera -v ON_ERROR_STOP=1 -c `</w:t>
-        <w:br/>
-        <w:t xml:space="preserve">  'DROP SCHEMA public CASCADE; CREATE SCHEMA public AUTHORIZATION sera;'</w:t>
-        <w:br/>
-        <w:t>docker compose exec -T postgres pg_restore -U sera -d sera `</w:t>
-        <w:br/>
-        <w:t xml:space="preserve">  --no-owner --exit-on-error /tmp/sera-backup.dump</w:t>
-      </w:r>
-    </w:p>
-    <w:p>
-      <w:r>
-        <w:t>Si el respaldo pertenece al historial anterior de migraciones, utilice también la revisión del código que contiene esas migraciones. El procedimiento se explica en docs/DEVELOPMENT.md.</w:t>
-      </w:r>
-    </w:p>
-    <w:p>
-      <w:pPr>
-        <w:pStyle w:val="Ttulo1"/>
-      </w:pPr>
-      <w:r>
-        <w:t>10 Apagar y volver a iniciar</w:t>
-      </w:r>
-    </w:p>
-    <w:p>
-      <w:r>
-        <w:t>Para detener la API y la interfaz, presione Ctrl+C en la terminal de start. Para detener PostgreSQL, desde la raíz:</w:t>
-      </w:r>
-    </w:p>
-    <w:p>
-      <w:pPr>
-        <w:pStyle w:val="Command"/>
-        <w:keepLines/>
-      </w:pPr>
-      <w:r>
-        <w:t>docker compose stop postgres</w:t>
-      </w:r>
-    </w:p>
-    <w:p>
-      <w:r>
-        <w:t>Los datos quedan guardados en el volumen. Para volver a iniciar, abra Docker Desktop y ejecute desde la raíz:</w:t>
-      </w:r>
-    </w:p>
-    <w:p>
-      <w:pPr>
-        <w:pStyle w:val="Command"/>
-        <w:keepLines/>
-      </w:pPr>
-      <w:r>
-        <w:t>python scripts/sera.py start</w:t>
-      </w:r>
-    </w:p>
-    <w:p>
-      <w:r>
-        <w:t>Este arranque conserva los datos y no pide una contraseña. Si quiere repetir la carga de demo, use start --demo con la contraseña de las cuentas existentes.</w:t>
-      </w:r>
-    </w:p>
-    <w:p>
-      <w:pPr>
-        <w:pStyle w:val="Ttulo1"/>
-      </w:pPr>
-      <w:r>
-        <w:t>11 Resolver problemas frecuentes</w:t>
-      </w:r>
-    </w:p>
-    <w:p>
-      <w:r>
-        <w:t>Docker no responde. Abra Docker Desktop, espere a que inicie el motor Linux y repita docker info. Revise docker context ls y la configuración de WSL si el error continúa.</w:t>
-      </w:r>
-    </w:p>
-    <w:p>
-      <w:r>
-        <w:t>Puerto ocupado. Revise si PostgreSQL, la API o Vite ya están ejecutándose. Los puertos locales son 5432, 4500 y 5173; verify también necesita libre el puerto 4501.</w:t>
-      </w:r>
-    </w:p>
-    <w:p>
-      <w:r>
-        <w:t>Java incorrecto. Compruebe java -version y javac -version, y ajuste JAVA_HOME y PATH para usar Java 21.</w:t>
-      </w:r>
-    </w:p>
-    <w:p>
-      <w:r>
-        <w:t>PowerShell bloquea un archivo .ps1. Use python scripts/sera.py directamente. Para las herramientas de Node, use pnpm.cmd y npm.cmd.</w:t>
-      </w:r>
-    </w:p>
-    <w:p>
-      <w:r>
-        <w:t>No existe el JAR o no se puede reemplazar. Ejecute setup o verify para generarlo. En Windows, detenga antes la API con Ctrl+C para que Maven pueda reemplazar el archivo.</w:t>
-      </w:r>
-    </w:p>
-    <w:p>
-      <w:r>
-        <w:t>Flyway informa un checksum o una validación fallida. Revise el historial de la base y la revisión del código. Para una base anterior a la consolidación consulte docs/DEVELOPMENT.md; no use flyway repair ni edite migraciones consolidadas.</w:t>
-      </w:r>
-    </w:p>
-    <w:p>
-      <w:r>
-        <w:t>Error de autenticación de PostgreSQL. Un volumen existente conserva las credenciales con las que se creó. Cambiar compose.yml no reinicializa ese volumen.</w:t>
-      </w:r>
-    </w:p>
-    <w:p>
-      <w:r>
-        <w:t>La API o la web no inicia. Revise .sera/logs/api.log y .sera/logs/web.log, el estado de PostgreSQL y los puertos ocupados.</w:t>
-      </w:r>
-    </w:p>
-    <w:p>
-      <w:r>
-        <w:t>Respuesta 401. Inicie sesión nuevamente; al reiniciar la API se pierde la sesión del servidor.</w:t>
-      </w:r>
-    </w:p>
-    <w:p>
-      <w:r>
-        <w:t>Respuesta 403 al escribir. Revise el rol y la sesión. La interfaz envía el token CSRF; una llamada manual requiere la cookie de sesión y el token.</w:t>
-      </w:r>
-    </w:p>
-    <w:p>
-      <w:r>
-        <w:t>La demo falla con 409 o no permite ingresar. Revise conflictos de correo o DNI y utilice la contraseña original de las cuentas existentes.</w:t>
-      </w:r>
-    </w:p>
-    <w:p>
-      <w:r>
-        <w:t>Para consultar PostgreSQL y los puertos sin detener procesos:</w:t>
-      </w:r>
-    </w:p>
-    <w:p>
-      <w:pPr>
-        <w:pStyle w:val="Command"/>
-        <w:keepLines/>
-      </w:pPr>
-      <w:r>
-        <w:t>docker compose logs --tail=100 postgres</w:t>
-        <w:br/>
-        <w:t>Get-NetTCPConnection -State Listen -ErrorAction SilentlyContinue |</w:t>
-        <w:br/>
-        <w:t xml:space="preserve">  Where-Object { $_.LocalPort -in 5432, 4500, 4501, 5173 } |</w:t>
-        <w:br/>
-        <w:t xml:space="preserve">  Select-Object LocalAddress, LocalPort, OwningProcess</w:t>
-      </w:r>
-    </w:p>
-    <w:p>
-      <w:pPr>
-        <w:pStyle w:val="Ttulo2"/>
-      </w:pPr>
-      <w:r>
-        <w:t>Configuración manual de entorno</w:t>
-      </w:r>
-    </w:p>
-    <w:p>
-      <w:r>
-        <w:t>setup crea apps/api/.env y apps/web/.env.local a partir de sus ejemplos si faltan. El perfil dev importa el .env de la API al iniciar desde apps/api; las variables del proceso tienen prioridad y los cambios requieren reiniciar la API. En el archivo .env los valores se escriben sin comillas ni export.</w:t>
-      </w:r>
-    </w:p>
-    <w:p>
-      <w:r>
-        <w:t>Para un arranque manual con otro backend, configure API_PROXY_TARGET en apps/web/.env.local; WEB_ALLOWED_HOSTS admite hostnames separados por comas para túneles. Reinicie Vite. start fija el proxy a la API local en 4500, por lo que una conexión diferente requiere el procedimiento manual de docs/DEVELOPMENT.md.</w:t>
-      </w:r>
-    </w:p>
-    <w:p>
-      <w:pPr>
-        <w:pStyle w:val="Ttulo1"/>
-      </w:pPr>
-      <w:r>
-        <w:t>12 Ejecutar las comprobaciones del proyecto</w:t>
-      </w:r>
-    </w:p>
-    <w:p>
-      <w:r>
-        <w:t>Detenga la aplicación con Ctrl+C y ejecute desde la raíz:</w:t>
-      </w:r>
-    </w:p>
-    <w:p>
-      <w:pPr>
-        <w:pStyle w:val="Command"/>
-        <w:keepLines/>
-      </w:pPr>
-      <w:r>
-        <w:t>python scripts/sera.py verify</w:t>
-      </w:r>
-    </w:p>
-    <w:p>
-      <w:r>
-        <w:t>verify ejecuta Maven Wrapper verify, pnpm lint, pnpm build y docker compose config --quiet. El control del backend incluye tests, empaquetado, Spotless y Checkstyle. El build web incluye TypeScript, Vitest y Vite. Estos controles se complementan con el recorrido de la sección 7.</w:t>
-      </w:r>
-    </w:p>
-    <w:p>
-      <w:r>
-        <w:t>Si necesita ejecutarlos por separado, desde apps/api use .\mvnw.cmd verify. Desde apps/web use:</w:t>
-      </w:r>
-    </w:p>
-    <w:p>
-      <w:pPr>
-        <w:pStyle w:val="Command"/>
-        <w:keepLines/>
-      </w:pPr>
-      <w:r>
-        <w:t>pnpm.cmd lint</w:t>
-        <w:br/>
-        <w:t>pnpm.cmd format-check</w:t>
-        <w:br/>
-        <w:t>pnpm.cmd typecheck</w:t>
-        <w:br/>
-        <w:t>pnpm.cmd build</w:t>
-      </w:r>
-    </w:p>
-    <w:p>
-      <w:r>
-        <w:t>El build genera dist. Para servirlo fuera de Vite necesita un servidor que reenvíe /api al backend y conserve las sesiones. La configuración de desarrollo y el despliegue temporal están en docs/DEVELOPMENT.md.</w:t>
-      </w:r>
-    </w:p>
-    <w:p>
-      <w:pPr>
-        <w:pStyle w:val="Ttulo1"/>
-      </w:pPr>
-      <w:r>
-        <w:t>13 Configuración opcional de IntelliJ</w:t>
-      </w:r>
-    </w:p>
-    <w:p>
-      <w:r>
-        <w:t>Abra el proyecto e importe apps/api/pom.xml como Maven. Configure el SDK del proyecto y la JVM de Maven con JDK 21. Para ejecutar edu.unse.sera.SeraApplication directamente, utilice:</w:t>
-      </w:r>
-    </w:p>
-    <w:p>
-      <w:pPr>
-        <w:pStyle w:val="Listaconvietas"/>
-      </w:pPr>
-      <w:r>
-        <w:t>Directorio de trabajo: la ruta absoluta de apps/api.</w:t>
-      </w:r>
-    </w:p>
-    <w:p>
-      <w:pPr>
-        <w:pStyle w:val="Listaconvietas"/>
-      </w:pPr>
-      <w:r>
-        <w:t>JVM: JDK 21.</w:t>
-      </w:r>
-    </w:p>
-    <w:p>
-      <w:pPr>
-        <w:pStyle w:val="Listaconvietas"/>
-      </w:pPr>
-      <w:r>
-        <w:t>Opciones de VM: -Duser.timezone=UTC.</w:t>
-      </w:r>
-    </w:p>
-    <w:p>
-      <w:pPr>
-        <w:pStyle w:val="Listaconvietas"/>
-      </w:pPr>
-      <w:r>
-        <w:t>Perfil: dev, o deje el valor sin definir para usar el predeterminado.</w:t>
-      </w:r>
-    </w:p>
-    <w:p>
-      <w:r>
-        <w:t>El frontend se inicia desde apps/web con pnpm.cmd dev. El IDE es opcional; el arranque automatizado funciona desde PowerShell.</w:t>
-      </w:r>
-    </w:p>
-    <w:p>
-      <w:pPr>
-        <w:pStyle w:val="Ttulo1"/>
-      </w:pPr>
-      <w:r>
-        <w:t>14 Resultado esperado</w:t>
-      </w:r>
-    </w:p>
-    <w:p>
-      <w:r>
-        <w:t>La instalación está lista para la presentación cuando se cumplen estas condiciones:</w:t>
-      </w:r>
-    </w:p>
-    <w:p>
-      <w:pPr>
-        <w:pStyle w:val="Listaconvietas"/>
-      </w:pPr>
-      <w:r>
-        <w:t>PostgreSQL aparece como healthy en docker compose ps.</w:t>
-      </w:r>
-    </w:p>
-    <w:p>
-      <w:pPr>
-        <w:pStyle w:val="Listaconvietas"/>
-      </w:pPr>
-      <w:r>
-        <w:t>La API responde en el puerto 4500 y la migración inicial termina correctamente.</w:t>
-      </w:r>
-    </w:p>
-    <w:p>
-      <w:pPr>
-        <w:pStyle w:val="Listaconvietas"/>
-      </w:pPr>
-      <w:r>
-        <w:t>La web abre en http://localhost:5173 y los dos endpoints de salud devuelven status = ok.</w:t>
-      </w:r>
-    </w:p>
-    <w:p>
-      <w:pPr>
-        <w:pStyle w:val="Listaconvietas"/>
-      </w:pPr>
-      <w:r>
-        <w:t>Las tres cuentas de demo permiten ingresar con la contraseña elegida.</w:t>
-      </w:r>
-    </w:p>
-    <w:p>
-      <w:pPr>
-        <w:pStyle w:val="Listaconvietas"/>
-      </w:pPr>
-      <w:r>
-        <w:t>El socio puede consultar su membresía activa, sus pagos y la reserva utilizada.</w:t>
-      </w:r>
-    </w:p>
-    <w:p>
-      <w:pPr>
-        <w:pStyle w:val="Listaconvietas"/>
-      </w:pPr>
-      <w:r>
-        <w:t>Administración puede consultar informes y encuestas, y personal puede validar códigos de acceso.</w:t>
-      </w:r>
-    </w:p>
     <w:sectPr>
-      <w:footerReference w:type="default" r:id="rId20"/>
+      <w:footerReference w:type="default" r:id="rId16"/>
       <w:pgSz w:w="11909" w:h="16834"/>
       <w:pgMar w:top="1008" w:right="1080" w:bottom="1008" w:left="1080" w:header="720" w:footer="432" w:gutter="0"/>
       <w:cols w:space="720"/>
@@ -3888,7 +3158,6 @@
     <w:rPr>
       <w:rFonts w:ascii="Calibri" w:hAnsi="Calibri"/>
       <w:color w:val="000000"/>
-      <w:sz w:val="22"/>
       <w:lang w:val="es-AR"/>
     </w:rPr>
   </w:style>
@@ -4237,7 +3506,6 @@
     <w:rPr>
       <w:rFonts w:asciiTheme="majorHAnsi" w:eastAsiaTheme="majorEastAsia" w:hAnsiTheme="majorHAnsi" w:cstheme="majorBidi"/>
       <w:b/>
-      <w:color w:val="000000"/>
       <w:spacing w:val="5"/>
       <w:kern w:val="28"/>
       <w:sz w:val="56"/>
